--- a/RDA/Labs/lab7/Управление рисками.docx
+++ b/RDA/Labs/lab7/Управление рисками.docx
@@ -2,6 +2,38 @@
 <file path=word/document.xml><?xml version="1.0" encoding="utf-8"?>
 <w:document xmlns:wpc="http://schemas.microsoft.com/office/word/2010/wordprocessingCanvas" xmlns:cx="http://schemas.microsoft.com/office/drawing/2014/chartex" xmlns:cx1="http://schemas.microsoft.com/office/drawing/2015/9/8/chartex" xmlns:cx2="http://schemas.microsoft.com/office/drawing/2015/10/21/chartex" xmlns:cx3="http://schemas.microsoft.com/office/drawing/2016/5/9/chartex" xmlns:cx4="http://schemas.microsoft.com/office/drawing/2016/5/10/chartex" xmlns:cx5="http://schemas.microsoft.com/office/drawing/2016/5/11/chartex" xmlns:cx6="http://schemas.microsoft.com/office/drawing/2016/5/12/chartex" xmlns:cx7="http://schemas.microsoft.com/office/drawing/2016/5/13/chartex" xmlns:cx8="http://schemas.microsoft.com/office/drawing/2016/5/14/chartex" xmlns:mc="http://schemas.openxmlformats.org/markup-compatibility/2006" xmlns:aink="http://schemas.microsoft.com/office/drawing/2016/ink" xmlns:am3d="http://schemas.microsoft.com/office/drawing/2017/model3d" xmlns:o="urn:schemas-microsoft-com:office:office" xmlns:r="http://schemas.openxmlformats.org/officeDocument/2006/relationships" xmlns:m="http://schemas.openxmlformats.org/officeDocument/2006/math" xmlns:v="urn:schemas-microsoft-com:vml" xmlns:wp14="http://schemas.microsoft.com/office/word/2010/wordprocessingDrawing" xmlns:wp="http://schemas.openxmlformats.org/drawingml/2006/wordprocessingDrawing" xmlns:w10="urn:schemas-microsoft-com:office:word" xmlns:w="http://schemas.openxmlformats.org/wordprocessingml/2006/main" xmlns:w14="http://schemas.microsoft.com/office/word/2010/wordml" xmlns:w15="http://schemas.microsoft.com/office/word/2012/wordml" xmlns:w16cex="http://schemas.microsoft.com/office/word/2018/wordml/cex" xmlns:w16cid="http://schemas.microsoft.com/office/word/2016/wordml/cid" xmlns:w16="http://schemas.microsoft.com/office/word/2018/wordml" xmlns:w16sdtdh="http://schemas.microsoft.com/office/word/2020/wordml/sdtdatahash" xmlns:w16se="http://schemas.microsoft.com/office/word/2015/wordml/symex" xmlns:wpg="http://schemas.microsoft.com/office/word/2010/wordprocessingGroup" xmlns:wpi="http://schemas.microsoft.com/office/word/2010/wordprocessingInk" xmlns:wne="http://schemas.microsoft.com/office/word/2006/wordml" xmlns:wps="http://schemas.microsoft.com/office/word/2010/wordprocessingShape" mc:Ignorable="w14 w15 w16se w16cid w16 w16cex w16sdtdh wp14">
   <w:body>
+    <w:p>
+      <w:pPr>
+        <w:jc w:val="center"/>
+        <w:rPr>
+          <w:rFonts w:ascii="Times New Roman" w:hAnsi="Times New Roman" w:cs="Times New Roman"/>
+          <w:b/>
+          <w:bCs/>
+          <w:sz w:val="28"/>
+          <w:szCs w:val="28"/>
+        </w:rPr>
+      </w:pPr>
+      <w:r>
+        <w:rPr>
+          <w:rFonts w:ascii="Times New Roman" w:hAnsi="Times New Roman" w:cs="Times New Roman"/>
+          <w:b/>
+          <w:bCs/>
+          <w:sz w:val="28"/>
+          <w:szCs w:val="28"/>
+        </w:rPr>
+        <w:t>Управление рисками</w:t>
+      </w:r>
+      <w:r>
+        <w:rPr>
+          <w:rFonts w:ascii="Times New Roman" w:hAnsi="Times New Roman" w:cs="Times New Roman"/>
+          <w:b/>
+          <w:bCs/>
+          <w:sz w:val="28"/>
+          <w:szCs w:val="28"/>
+        </w:rPr>
+        <w:tab/>
+      </w:r>
+    </w:p>
     <w:p>
       <w:pPr>
         <w:jc w:val="center"/>
@@ -66,24 +98,2626 @@
           <w:rFonts w:ascii="Times New Roman" w:hAnsi="Times New Roman" w:cs="Times New Roman"/>
           <w:sz w:val="28"/>
           <w:szCs w:val="28"/>
+          <w:lang w:val="en-US"/>
+        </w:rPr>
+        <w:drawing>
+          <wp:anchor distT="0" distB="0" distL="114300" distR="114300" simplePos="0" relativeHeight="251658240" behindDoc="0" locked="0" layoutInCell="1" allowOverlap="1" wp14:anchorId="124C9746" wp14:editId="3D3472C6">
+            <wp:simplePos x="0" y="0"/>
+            <wp:positionH relativeFrom="margin">
+              <wp:align>center</wp:align>
+            </wp:positionH>
+            <wp:positionV relativeFrom="paragraph">
+              <wp:posOffset>262255</wp:posOffset>
+            </wp:positionV>
+            <wp:extent cx="5731510" cy="4177665"/>
+            <wp:effectExtent l="0" t="0" r="2540" b="0"/>
+            <wp:wrapTopAndBottom/>
+            <wp:docPr id="1" name="Рисунок 1"/>
+            <wp:cNvGraphicFramePr>
+              <a:graphicFrameLocks xmlns:a="http://schemas.openxmlformats.org/drawingml/2006/main" noChangeAspect="1"/>
+            </wp:cNvGraphicFramePr>
+            <a:graphic xmlns:a="http://schemas.openxmlformats.org/drawingml/2006/main">
+              <a:graphicData uri="http://schemas.openxmlformats.org/drawingml/2006/picture">
+                <pic:pic xmlns:pic="http://schemas.openxmlformats.org/drawingml/2006/picture">
+                  <pic:nvPicPr>
+                    <pic:cNvPr id="1" name=""/>
+                    <pic:cNvPicPr/>
+                  </pic:nvPicPr>
+                  <pic:blipFill>
+                    <a:blip r:embed="rId5">
+                      <a:extLst>
+                        <a:ext uri="{28A0092B-C50C-407E-A947-70E740481C1C}">
+                          <a14:useLocalDpi xmlns:a14="http://schemas.microsoft.com/office/drawing/2010/main" val="0"/>
+                        </a:ext>
+                      </a:extLst>
+                    </a:blip>
+                    <a:stretch>
+                      <a:fillRect/>
+                    </a:stretch>
+                  </pic:blipFill>
+                  <pic:spPr>
+                    <a:xfrm>
+                      <a:off x="0" y="0"/>
+                      <a:ext cx="5731510" cy="4177665"/>
+                    </a:xfrm>
+                    <a:prstGeom prst="rect">
+                      <a:avLst/>
+                    </a:prstGeom>
+                  </pic:spPr>
+                </pic:pic>
+              </a:graphicData>
+            </a:graphic>
+          </wp:anchor>
+        </w:drawing>
+      </w:r>
+      <w:r>
+        <w:rPr>
+          <w:rFonts w:ascii="Times New Roman" w:hAnsi="Times New Roman" w:cs="Times New Roman"/>
+          <w:sz w:val="28"/>
+          <w:szCs w:val="28"/>
         </w:rPr>
         <w:t xml:space="preserve">Диаграмма </w:t>
       </w:r>
-      <w:proofErr w:type="spellStart"/>
       <w:r>
         <w:rPr>
           <w:rFonts w:ascii="Times New Roman" w:hAnsi="Times New Roman" w:cs="Times New Roman"/>
           <w:sz w:val="28"/>
           <w:szCs w:val="28"/>
         </w:rPr>
-        <w:t>Иисикавы</w:t>
-      </w:r>
-      <w:proofErr w:type="spellEnd"/>
+        <w:t>Исикавы</w:t>
+      </w:r>
     </w:p>
     <w:p>
       <w:pPr>
         <w:pStyle w:val="a3"/>
-        <w:ind w:left="1440"/>
+        <w:ind w:left="1440" w:firstLine="684"/>
+        <w:rPr>
+          <w:rFonts w:ascii="Times New Roman" w:hAnsi="Times New Roman" w:cs="Times New Roman"/>
+          <w:sz w:val="28"/>
+          <w:szCs w:val="28"/>
+        </w:rPr>
+      </w:pPr>
+      <w:r>
+        <w:rPr>
+          <w:rFonts w:ascii="Times New Roman" w:hAnsi="Times New Roman" w:cs="Times New Roman"/>
+          <w:sz w:val="28"/>
+          <w:szCs w:val="28"/>
+        </w:rPr>
+        <w:t xml:space="preserve">  Рисунок 1 – Диаграмма Исикавы</w:t>
+      </w:r>
+    </w:p>
+    <w:p>
+      <w:pPr>
+        <w:pStyle w:val="a3"/>
+        <w:numPr>
+          <w:ilvl w:val="1"/>
+          <w:numId w:val="1"/>
+        </w:numPr>
+        <w:rPr>
+          <w:rFonts w:ascii="Times New Roman" w:hAnsi="Times New Roman" w:cs="Times New Roman"/>
+          <w:sz w:val="28"/>
+          <w:szCs w:val="28"/>
+          <w:lang w:val="en-US"/>
+        </w:rPr>
+      </w:pPr>
+      <w:r>
+        <w:rPr>
+          <w:rFonts w:ascii="Times New Roman" w:hAnsi="Times New Roman" w:cs="Times New Roman"/>
+          <w:sz w:val="28"/>
+          <w:szCs w:val="28"/>
+        </w:rPr>
+        <w:t>Риски:</w:t>
+      </w:r>
+    </w:p>
+    <w:p>
+      <w:pPr>
+        <w:numPr>
+          <w:ilvl w:val="2"/>
+          <w:numId w:val="1"/>
+        </w:numPr>
+        <w:spacing w:before="100" w:beforeAutospacing="1" w:after="100" w:afterAutospacing="1" w:line="240" w:lineRule="auto"/>
+        <w:rPr>
+          <w:rFonts w:ascii="Times New Roman" w:eastAsia="Times New Roman" w:hAnsi="Times New Roman" w:cs="Times New Roman"/>
+          <w:sz w:val="28"/>
+          <w:szCs w:val="28"/>
+          <w:lang w:eastAsia="ru-RU"/>
+        </w:rPr>
+      </w:pPr>
+      <w:r>
+        <w:rPr>
+          <w:rFonts w:ascii="Times New Roman" w:eastAsia="Times New Roman" w:hAnsi="Times New Roman" w:cs="Times New Roman"/>
+          <w:sz w:val="28"/>
+          <w:szCs w:val="28"/>
+          <w:lang w:eastAsia="ru-RU"/>
+        </w:rPr>
+        <w:t>Нехватка квалифицированного персонала</w:t>
+      </w:r>
+    </w:p>
+    <w:p>
+      <w:pPr>
+        <w:numPr>
+          <w:ilvl w:val="2"/>
+          <w:numId w:val="1"/>
+        </w:numPr>
+        <w:spacing w:before="100" w:beforeAutospacing="1" w:after="100" w:afterAutospacing="1" w:line="240" w:lineRule="auto"/>
+        <w:rPr>
+          <w:rFonts w:ascii="Times New Roman" w:eastAsia="Times New Roman" w:hAnsi="Times New Roman" w:cs="Times New Roman"/>
+          <w:sz w:val="28"/>
+          <w:szCs w:val="28"/>
+          <w:lang w:eastAsia="ru-RU"/>
+        </w:rPr>
+      </w:pPr>
+      <w:r>
+        <w:rPr>
+          <w:rFonts w:ascii="Times New Roman" w:eastAsia="Times New Roman" w:hAnsi="Times New Roman" w:cs="Times New Roman"/>
+          <w:sz w:val="28"/>
+          <w:szCs w:val="28"/>
+          <w:lang w:eastAsia="ru-RU"/>
+        </w:rPr>
+        <w:t>Недостаток мотивации сотрудников</w:t>
+      </w:r>
+    </w:p>
+    <w:p>
+      <w:pPr>
+        <w:numPr>
+          <w:ilvl w:val="2"/>
+          <w:numId w:val="1"/>
+        </w:numPr>
+        <w:spacing w:before="100" w:beforeAutospacing="1" w:after="100" w:afterAutospacing="1" w:line="240" w:lineRule="auto"/>
+        <w:rPr>
+          <w:rFonts w:ascii="Times New Roman" w:eastAsia="Times New Roman" w:hAnsi="Times New Roman" w:cs="Times New Roman"/>
+          <w:sz w:val="28"/>
+          <w:szCs w:val="28"/>
+          <w:lang w:eastAsia="ru-RU"/>
+        </w:rPr>
+      </w:pPr>
+      <w:r>
+        <w:rPr>
+          <w:rFonts w:ascii="Times New Roman" w:eastAsia="Times New Roman" w:hAnsi="Times New Roman" w:cs="Times New Roman"/>
+          <w:sz w:val="28"/>
+          <w:szCs w:val="28"/>
+          <w:lang w:eastAsia="ru-RU"/>
+        </w:rPr>
+        <w:t>Неэффективные бизнес-процессы</w:t>
+      </w:r>
+    </w:p>
+    <w:p>
+      <w:pPr>
+        <w:numPr>
+          <w:ilvl w:val="2"/>
+          <w:numId w:val="1"/>
+        </w:numPr>
+        <w:spacing w:before="100" w:beforeAutospacing="1" w:after="100" w:afterAutospacing="1" w:line="240" w:lineRule="auto"/>
+        <w:rPr>
+          <w:rFonts w:ascii="Times New Roman" w:eastAsia="Times New Roman" w:hAnsi="Times New Roman" w:cs="Times New Roman"/>
+          <w:sz w:val="28"/>
+          <w:szCs w:val="28"/>
+          <w:lang w:eastAsia="ru-RU"/>
+        </w:rPr>
+      </w:pPr>
+      <w:r>
+        <w:rPr>
+          <w:rFonts w:ascii="Times New Roman" w:eastAsia="Times New Roman" w:hAnsi="Times New Roman" w:cs="Times New Roman"/>
+          <w:sz w:val="28"/>
+          <w:szCs w:val="28"/>
+          <w:lang w:eastAsia="ru-RU"/>
+        </w:rPr>
+        <w:t>Отсутствие четкой стратегии</w:t>
+      </w:r>
+    </w:p>
+    <w:p>
+      <w:pPr>
+        <w:numPr>
+          <w:ilvl w:val="2"/>
+          <w:numId w:val="1"/>
+        </w:numPr>
+        <w:spacing w:before="100" w:beforeAutospacing="1" w:after="100" w:afterAutospacing="1" w:line="240" w:lineRule="auto"/>
+        <w:rPr>
+          <w:rFonts w:ascii="Times New Roman" w:eastAsia="Times New Roman" w:hAnsi="Times New Roman" w:cs="Times New Roman"/>
+          <w:sz w:val="28"/>
+          <w:szCs w:val="28"/>
+          <w:lang w:eastAsia="ru-RU"/>
+        </w:rPr>
+      </w:pPr>
+      <w:r>
+        <w:rPr>
+          <w:rFonts w:ascii="Times New Roman" w:eastAsia="Times New Roman" w:hAnsi="Times New Roman" w:cs="Times New Roman"/>
+          <w:sz w:val="28"/>
+          <w:szCs w:val="28"/>
+          <w:lang w:eastAsia="ru-RU"/>
+        </w:rPr>
+        <w:t>Устаревшие технологии</w:t>
+      </w:r>
+    </w:p>
+    <w:p>
+      <w:pPr>
+        <w:numPr>
+          <w:ilvl w:val="2"/>
+          <w:numId w:val="1"/>
+        </w:numPr>
+        <w:spacing w:before="100" w:beforeAutospacing="1" w:after="100" w:afterAutospacing="1" w:line="240" w:lineRule="auto"/>
+        <w:rPr>
+          <w:rFonts w:ascii="Times New Roman" w:eastAsia="Times New Roman" w:hAnsi="Times New Roman" w:cs="Times New Roman"/>
+          <w:sz w:val="28"/>
+          <w:szCs w:val="28"/>
+          <w:lang w:eastAsia="ru-RU"/>
+        </w:rPr>
+      </w:pPr>
+      <w:r>
+        <w:rPr>
+          <w:rFonts w:ascii="Times New Roman" w:eastAsia="Times New Roman" w:hAnsi="Times New Roman" w:cs="Times New Roman"/>
+          <w:sz w:val="28"/>
+          <w:szCs w:val="28"/>
+          <w:lang w:eastAsia="ru-RU"/>
+        </w:rPr>
+        <w:t>Недостаток автоматизации</w:t>
+      </w:r>
+    </w:p>
+    <w:p>
+      <w:pPr>
+        <w:numPr>
+          <w:ilvl w:val="2"/>
+          <w:numId w:val="1"/>
+        </w:numPr>
+        <w:spacing w:before="100" w:beforeAutospacing="1" w:after="100" w:afterAutospacing="1" w:line="240" w:lineRule="auto"/>
+        <w:rPr>
+          <w:rFonts w:ascii="Times New Roman" w:eastAsia="Times New Roman" w:hAnsi="Times New Roman" w:cs="Times New Roman"/>
+          <w:sz w:val="28"/>
+          <w:szCs w:val="28"/>
+          <w:lang w:eastAsia="ru-RU"/>
+        </w:rPr>
+      </w:pPr>
+      <w:r>
+        <w:rPr>
+          <w:rFonts w:ascii="Times New Roman" w:eastAsia="Times New Roman" w:hAnsi="Times New Roman" w:cs="Times New Roman"/>
+          <w:sz w:val="28"/>
+          <w:szCs w:val="28"/>
+          <w:lang w:eastAsia="ru-RU"/>
+        </w:rPr>
+        <w:t>Отсутствие финансирования</w:t>
+      </w:r>
+    </w:p>
+    <w:p>
+      <w:pPr>
+        <w:numPr>
+          <w:ilvl w:val="2"/>
+          <w:numId w:val="1"/>
+        </w:numPr>
+        <w:spacing w:before="100" w:beforeAutospacing="1" w:after="100" w:afterAutospacing="1" w:line="240" w:lineRule="auto"/>
+        <w:rPr>
+          <w:rFonts w:ascii="Times New Roman" w:eastAsia="Times New Roman" w:hAnsi="Times New Roman" w:cs="Times New Roman"/>
+          <w:sz w:val="28"/>
+          <w:szCs w:val="28"/>
+          <w:lang w:eastAsia="ru-RU"/>
+        </w:rPr>
+      </w:pPr>
+      <w:r>
+        <w:rPr>
+          <w:rFonts w:ascii="Times New Roman" w:eastAsia="Times New Roman" w:hAnsi="Times New Roman" w:cs="Times New Roman"/>
+          <w:sz w:val="28"/>
+          <w:szCs w:val="28"/>
+          <w:lang w:eastAsia="ru-RU"/>
+        </w:rPr>
+        <w:t>Низкая рентабельность</w:t>
+      </w:r>
+    </w:p>
+    <w:p>
+      <w:pPr>
+        <w:numPr>
+          <w:ilvl w:val="2"/>
+          <w:numId w:val="1"/>
+        </w:numPr>
+        <w:spacing w:before="100" w:beforeAutospacing="1" w:after="100" w:afterAutospacing="1" w:line="240" w:lineRule="auto"/>
+        <w:rPr>
+          <w:rFonts w:ascii="Times New Roman" w:eastAsia="Times New Roman" w:hAnsi="Times New Roman" w:cs="Times New Roman"/>
+          <w:sz w:val="28"/>
+          <w:szCs w:val="28"/>
+          <w:lang w:eastAsia="ru-RU"/>
+        </w:rPr>
+      </w:pPr>
+      <w:r>
+        <w:rPr>
+          <w:rFonts w:ascii="Times New Roman" w:eastAsia="Times New Roman" w:hAnsi="Times New Roman" w:cs="Times New Roman"/>
+          <w:sz w:val="28"/>
+          <w:szCs w:val="28"/>
+          <w:lang w:eastAsia="ru-RU"/>
+        </w:rPr>
+        <w:t>Изменения на рынке</w:t>
+      </w:r>
+    </w:p>
+    <w:p>
+      <w:pPr>
+        <w:numPr>
+          <w:ilvl w:val="2"/>
+          <w:numId w:val="1"/>
+        </w:numPr>
+        <w:spacing w:before="100" w:beforeAutospacing="1" w:after="100" w:afterAutospacing="1" w:line="240" w:lineRule="auto"/>
+        <w:rPr>
+          <w:rFonts w:ascii="Times New Roman" w:eastAsia="Times New Roman" w:hAnsi="Times New Roman" w:cs="Times New Roman"/>
+          <w:sz w:val="28"/>
+          <w:szCs w:val="28"/>
+          <w:lang w:eastAsia="ru-RU"/>
+        </w:rPr>
+      </w:pPr>
+      <w:r>
+        <w:rPr>
+          <w:rFonts w:ascii="Times New Roman" w:eastAsia="Times New Roman" w:hAnsi="Times New Roman" w:cs="Times New Roman"/>
+          <w:sz w:val="28"/>
+          <w:szCs w:val="28"/>
+          <w:lang w:eastAsia="ru-RU"/>
+        </w:rPr>
+        <w:t>Недовольство клиентов</w:t>
+      </w:r>
+    </w:p>
+    <w:p>
+      <w:pPr>
+        <w:numPr>
+          <w:ilvl w:val="2"/>
+          <w:numId w:val="1"/>
+        </w:numPr>
+        <w:spacing w:before="100" w:beforeAutospacing="1" w:after="100" w:afterAutospacing="1" w:line="240" w:lineRule="auto"/>
+        <w:rPr>
+          <w:rFonts w:ascii="Times New Roman" w:eastAsia="Times New Roman" w:hAnsi="Times New Roman" w:cs="Times New Roman"/>
+          <w:sz w:val="28"/>
+          <w:szCs w:val="28"/>
+          <w:lang w:eastAsia="ru-RU"/>
+        </w:rPr>
+      </w:pPr>
+      <w:r>
+        <w:rPr>
+          <w:rFonts w:ascii="Times New Roman" w:eastAsia="Times New Roman" w:hAnsi="Times New Roman" w:cs="Times New Roman"/>
+          <w:sz w:val="28"/>
+          <w:szCs w:val="28"/>
+          <w:lang w:eastAsia="ru-RU"/>
+        </w:rPr>
+        <w:t>Проблемы с удержанием клиентов</w:t>
+      </w:r>
+    </w:p>
+    <w:p>
+      <w:pPr>
+        <w:pStyle w:val="a3"/>
+        <w:numPr>
+          <w:ilvl w:val="0"/>
+          <w:numId w:val="1"/>
+        </w:numPr>
+        <w:rPr>
+          <w:rFonts w:ascii="Times New Roman" w:hAnsi="Times New Roman" w:cs="Times New Roman"/>
+          <w:sz w:val="28"/>
+          <w:szCs w:val="28"/>
+          <w:lang w:val="en-US"/>
+        </w:rPr>
+      </w:pPr>
+      <w:r>
+        <w:rPr>
+          <w:rFonts w:ascii="Times New Roman" w:hAnsi="Times New Roman" w:cs="Times New Roman"/>
+          <w:b/>
+          <w:bCs/>
+          <w:sz w:val="28"/>
+          <w:szCs w:val="28"/>
+        </w:rPr>
+        <w:t>Оценка рисков</w:t>
+      </w:r>
+    </w:p>
+    <w:tbl>
+      <w:tblPr>
+        <w:tblStyle w:val="a4"/>
+        <w:tblW w:w="0" w:type="auto"/>
+        <w:tblInd w:w="720" w:type="dxa"/>
+        <w:tblLook w:val="04A0" w:firstRow="1" w:lastRow="0" w:firstColumn="1" w:lastColumn="0" w:noHBand="0" w:noVBand="1"/>
+      </w:tblPr>
+      <w:tblGrid>
+        <w:gridCol w:w="2761"/>
+        <w:gridCol w:w="1912"/>
+        <w:gridCol w:w="1928"/>
+        <w:gridCol w:w="1695"/>
+      </w:tblGrid>
+      <w:tr>
+        <w:tc>
+          <w:tcPr>
+            <w:tcW w:w="2254" w:type="dxa"/>
+          </w:tcPr>
+          <w:p>
+            <w:pPr>
+              <w:pStyle w:val="a3"/>
+              <w:ind w:left="0"/>
+              <w:rPr>
+                <w:rFonts w:ascii="Times New Roman" w:hAnsi="Times New Roman" w:cs="Times New Roman"/>
+                <w:sz w:val="28"/>
+                <w:szCs w:val="28"/>
+              </w:rPr>
+            </w:pPr>
+            <w:r>
+              <w:rPr>
+                <w:rFonts w:ascii="Times New Roman" w:hAnsi="Times New Roman" w:cs="Times New Roman"/>
+                <w:sz w:val="28"/>
+                <w:szCs w:val="28"/>
+              </w:rPr>
+              <w:t>Риск</w:t>
+            </w:r>
+          </w:p>
+        </w:tc>
+        <w:tc>
+          <w:tcPr>
+            <w:tcW w:w="2254" w:type="dxa"/>
+          </w:tcPr>
+          <w:p>
+            <w:pPr>
+              <w:pStyle w:val="a3"/>
+              <w:ind w:left="0"/>
+              <w:rPr>
+                <w:rFonts w:ascii="Times New Roman" w:hAnsi="Times New Roman" w:cs="Times New Roman"/>
+                <w:sz w:val="28"/>
+                <w:szCs w:val="28"/>
+              </w:rPr>
+            </w:pPr>
+            <w:r>
+              <w:rPr>
+                <w:rFonts w:ascii="Times New Roman" w:hAnsi="Times New Roman" w:cs="Times New Roman"/>
+                <w:sz w:val="28"/>
+                <w:szCs w:val="28"/>
+              </w:rPr>
+              <w:t>Вероятность</w:t>
+            </w:r>
+          </w:p>
+          <w:p>
+            <w:pPr>
+              <w:pStyle w:val="a3"/>
+              <w:ind w:left="0"/>
+              <w:rPr>
+                <w:rFonts w:ascii="Times New Roman" w:hAnsi="Times New Roman" w:cs="Times New Roman"/>
+                <w:sz w:val="28"/>
+                <w:szCs w:val="28"/>
+              </w:rPr>
+            </w:pPr>
+            <w:r>
+              <w:rPr>
+                <w:rFonts w:ascii="Times New Roman" w:hAnsi="Times New Roman" w:cs="Times New Roman"/>
+                <w:sz w:val="28"/>
+                <w:szCs w:val="28"/>
+              </w:rPr>
+              <w:t>(1-5)</w:t>
+            </w:r>
+          </w:p>
+        </w:tc>
+        <w:tc>
+          <w:tcPr>
+            <w:tcW w:w="2254" w:type="dxa"/>
+          </w:tcPr>
+          <w:p>
+            <w:pPr>
+              <w:pStyle w:val="a3"/>
+              <w:ind w:left="0"/>
+              <w:rPr>
+                <w:rFonts w:ascii="Times New Roman" w:hAnsi="Times New Roman" w:cs="Times New Roman"/>
+                <w:sz w:val="28"/>
+                <w:szCs w:val="28"/>
+              </w:rPr>
+            </w:pPr>
+            <w:r>
+              <w:rPr>
+                <w:rFonts w:ascii="Times New Roman" w:hAnsi="Times New Roman" w:cs="Times New Roman"/>
+                <w:sz w:val="28"/>
+                <w:szCs w:val="28"/>
+              </w:rPr>
+              <w:t>Последствия</w:t>
+            </w:r>
+          </w:p>
+          <w:p>
+            <w:pPr>
+              <w:pStyle w:val="a3"/>
+              <w:ind w:left="0"/>
+              <w:rPr>
+                <w:rFonts w:ascii="Times New Roman" w:hAnsi="Times New Roman" w:cs="Times New Roman"/>
+                <w:sz w:val="28"/>
+                <w:szCs w:val="28"/>
+              </w:rPr>
+            </w:pPr>
+            <w:r>
+              <w:rPr>
+                <w:rFonts w:ascii="Times New Roman" w:hAnsi="Times New Roman" w:cs="Times New Roman"/>
+                <w:sz w:val="28"/>
+                <w:szCs w:val="28"/>
+              </w:rPr>
+              <w:t>(1-5)</w:t>
+            </w:r>
+          </w:p>
+        </w:tc>
+        <w:tc>
+          <w:tcPr>
+            <w:tcW w:w="2254" w:type="dxa"/>
+          </w:tcPr>
+          <w:p>
+            <w:pPr>
+              <w:pStyle w:val="a3"/>
+              <w:ind w:left="0"/>
+              <w:rPr>
+                <w:rFonts w:ascii="Times New Roman" w:hAnsi="Times New Roman" w:cs="Times New Roman"/>
+                <w:sz w:val="28"/>
+                <w:szCs w:val="28"/>
+              </w:rPr>
+            </w:pPr>
+            <w:r>
+              <w:rPr>
+                <w:rFonts w:ascii="Times New Roman" w:hAnsi="Times New Roman" w:cs="Times New Roman"/>
+                <w:sz w:val="28"/>
+                <w:szCs w:val="28"/>
+              </w:rPr>
+              <w:t>Важность</w:t>
+            </w:r>
+          </w:p>
+        </w:tc>
+      </w:tr>
+      <w:tr>
+        <w:tc>
+          <w:tcPr>
+            <w:tcW w:w="2254" w:type="dxa"/>
+          </w:tcPr>
+          <w:p>
+            <w:pPr>
+              <w:pStyle w:val="a3"/>
+              <w:ind w:left="0"/>
+              <w:rPr>
+                <w:rFonts w:ascii="Times New Roman" w:hAnsi="Times New Roman" w:cs="Times New Roman"/>
+                <w:sz w:val="28"/>
+                <w:szCs w:val="28"/>
+              </w:rPr>
+            </w:pPr>
+            <w:r>
+              <w:rPr>
+                <w:rFonts w:ascii="Times New Roman" w:hAnsi="Times New Roman" w:cs="Times New Roman"/>
+                <w:sz w:val="28"/>
+                <w:szCs w:val="28"/>
+              </w:rPr>
+              <w:lastRenderedPageBreak/>
+              <w:t>Нехватка квалифицированного персонала</w:t>
+            </w:r>
+          </w:p>
+        </w:tc>
+        <w:tc>
+          <w:tcPr>
+            <w:tcW w:w="2254" w:type="dxa"/>
+          </w:tcPr>
+          <w:p>
+            <w:pPr>
+              <w:pStyle w:val="a3"/>
+              <w:ind w:left="0"/>
+              <w:rPr>
+                <w:rFonts w:ascii="Times New Roman" w:hAnsi="Times New Roman" w:cs="Times New Roman"/>
+                <w:b/>
+                <w:bCs/>
+                <w:sz w:val="28"/>
+                <w:szCs w:val="28"/>
+              </w:rPr>
+            </w:pPr>
+            <w:r>
+              <w:rPr>
+                <w:rFonts w:ascii="Times New Roman" w:hAnsi="Times New Roman" w:cs="Times New Roman"/>
+                <w:b/>
+                <w:bCs/>
+                <w:sz w:val="28"/>
+                <w:szCs w:val="28"/>
+              </w:rPr>
+              <w:t>4</w:t>
+            </w:r>
+          </w:p>
+        </w:tc>
+        <w:tc>
+          <w:tcPr>
+            <w:tcW w:w="2254" w:type="dxa"/>
+          </w:tcPr>
+          <w:p>
+            <w:pPr>
+              <w:pStyle w:val="a3"/>
+              <w:ind w:left="0"/>
+              <w:rPr>
+                <w:rFonts w:ascii="Times New Roman" w:hAnsi="Times New Roman" w:cs="Times New Roman"/>
+                <w:b/>
+                <w:bCs/>
+                <w:sz w:val="28"/>
+                <w:szCs w:val="28"/>
+              </w:rPr>
+            </w:pPr>
+            <w:r>
+              <w:rPr>
+                <w:rFonts w:ascii="Times New Roman" w:hAnsi="Times New Roman" w:cs="Times New Roman"/>
+                <w:b/>
+                <w:bCs/>
+                <w:sz w:val="28"/>
+                <w:szCs w:val="28"/>
+              </w:rPr>
+              <w:t>5</w:t>
+            </w:r>
+          </w:p>
+        </w:tc>
+        <w:tc>
+          <w:tcPr>
+            <w:tcW w:w="2254" w:type="dxa"/>
+          </w:tcPr>
+          <w:p>
+            <w:pPr>
+              <w:pStyle w:val="a3"/>
+              <w:ind w:left="0"/>
+              <w:rPr>
+                <w:rFonts w:ascii="Times New Roman" w:hAnsi="Times New Roman" w:cs="Times New Roman"/>
+                <w:b/>
+                <w:bCs/>
+                <w:sz w:val="28"/>
+                <w:szCs w:val="28"/>
+              </w:rPr>
+            </w:pPr>
+            <w:r>
+              <w:rPr>
+                <w:rFonts w:ascii="Times New Roman" w:hAnsi="Times New Roman" w:cs="Times New Roman"/>
+                <w:b/>
+                <w:bCs/>
+                <w:sz w:val="28"/>
+                <w:szCs w:val="28"/>
+              </w:rPr>
+              <w:t>20</w:t>
+            </w:r>
+          </w:p>
+        </w:tc>
+      </w:tr>
+      <w:tr>
+        <w:tc>
+          <w:tcPr>
+            <w:tcW w:w="2254" w:type="dxa"/>
+          </w:tcPr>
+          <w:p>
+            <w:pPr>
+              <w:pStyle w:val="a3"/>
+              <w:ind w:left="0"/>
+              <w:rPr>
+                <w:rFonts w:ascii="Times New Roman" w:hAnsi="Times New Roman" w:cs="Times New Roman"/>
+                <w:sz w:val="28"/>
+                <w:szCs w:val="28"/>
+              </w:rPr>
+            </w:pPr>
+            <w:r>
+              <w:rPr>
+                <w:rFonts w:ascii="Times New Roman" w:hAnsi="Times New Roman" w:cs="Times New Roman"/>
+                <w:sz w:val="28"/>
+                <w:szCs w:val="28"/>
+              </w:rPr>
+              <w:t>Недостаток мотивации сотрудников</w:t>
+            </w:r>
+          </w:p>
+        </w:tc>
+        <w:tc>
+          <w:tcPr>
+            <w:tcW w:w="2254" w:type="dxa"/>
+          </w:tcPr>
+          <w:p>
+            <w:pPr>
+              <w:pStyle w:val="a3"/>
+              <w:ind w:left="0"/>
+              <w:rPr>
+                <w:rFonts w:ascii="Times New Roman" w:hAnsi="Times New Roman" w:cs="Times New Roman"/>
+                <w:sz w:val="28"/>
+                <w:szCs w:val="28"/>
+              </w:rPr>
+            </w:pPr>
+            <w:r>
+              <w:rPr>
+                <w:rFonts w:ascii="Times New Roman" w:hAnsi="Times New Roman" w:cs="Times New Roman"/>
+                <w:sz w:val="28"/>
+                <w:szCs w:val="28"/>
+              </w:rPr>
+              <w:t>3</w:t>
+            </w:r>
+          </w:p>
+        </w:tc>
+        <w:tc>
+          <w:tcPr>
+            <w:tcW w:w="2254" w:type="dxa"/>
+          </w:tcPr>
+          <w:p>
+            <w:pPr>
+              <w:pStyle w:val="a3"/>
+              <w:ind w:left="0"/>
+              <w:rPr>
+                <w:rFonts w:ascii="Times New Roman" w:hAnsi="Times New Roman" w:cs="Times New Roman"/>
+                <w:b/>
+                <w:bCs/>
+                <w:sz w:val="28"/>
+                <w:szCs w:val="28"/>
+              </w:rPr>
+            </w:pPr>
+            <w:r>
+              <w:rPr>
+                <w:rFonts w:ascii="Times New Roman" w:hAnsi="Times New Roman" w:cs="Times New Roman"/>
+                <w:b/>
+                <w:bCs/>
+                <w:sz w:val="28"/>
+                <w:szCs w:val="28"/>
+              </w:rPr>
+              <w:t>4</w:t>
+            </w:r>
+          </w:p>
+        </w:tc>
+        <w:tc>
+          <w:tcPr>
+            <w:tcW w:w="2254" w:type="dxa"/>
+          </w:tcPr>
+          <w:p>
+            <w:pPr>
+              <w:pStyle w:val="a3"/>
+              <w:ind w:left="0"/>
+              <w:rPr>
+                <w:rFonts w:ascii="Times New Roman" w:hAnsi="Times New Roman" w:cs="Times New Roman"/>
+                <w:b/>
+                <w:bCs/>
+                <w:sz w:val="28"/>
+                <w:szCs w:val="28"/>
+              </w:rPr>
+            </w:pPr>
+            <w:r>
+              <w:rPr>
+                <w:rFonts w:ascii="Times New Roman" w:hAnsi="Times New Roman" w:cs="Times New Roman"/>
+                <w:b/>
+                <w:bCs/>
+                <w:sz w:val="28"/>
+                <w:szCs w:val="28"/>
+              </w:rPr>
+              <w:t>12</w:t>
+            </w:r>
+          </w:p>
+        </w:tc>
+      </w:tr>
+      <w:tr>
+        <w:tc>
+          <w:tcPr>
+            <w:tcW w:w="2254" w:type="dxa"/>
+          </w:tcPr>
+          <w:p>
+            <w:pPr>
+              <w:pStyle w:val="a3"/>
+              <w:ind w:left="0"/>
+              <w:rPr>
+                <w:rFonts w:ascii="Times New Roman" w:hAnsi="Times New Roman" w:cs="Times New Roman"/>
+                <w:sz w:val="28"/>
+                <w:szCs w:val="28"/>
+              </w:rPr>
+            </w:pPr>
+            <w:r>
+              <w:rPr>
+                <w:rFonts w:ascii="Times New Roman" w:hAnsi="Times New Roman" w:cs="Times New Roman"/>
+                <w:sz w:val="28"/>
+                <w:szCs w:val="28"/>
+              </w:rPr>
+              <w:t>Неэффективные бизнес-процессы</w:t>
+            </w:r>
+          </w:p>
+        </w:tc>
+        <w:tc>
+          <w:tcPr>
+            <w:tcW w:w="2254" w:type="dxa"/>
+          </w:tcPr>
+          <w:p>
+            <w:pPr>
+              <w:pStyle w:val="a3"/>
+              <w:ind w:left="0"/>
+              <w:rPr>
+                <w:rFonts w:ascii="Times New Roman" w:hAnsi="Times New Roman" w:cs="Times New Roman"/>
+                <w:b/>
+                <w:bCs/>
+                <w:sz w:val="28"/>
+                <w:szCs w:val="28"/>
+              </w:rPr>
+            </w:pPr>
+            <w:r>
+              <w:rPr>
+                <w:rFonts w:ascii="Times New Roman" w:hAnsi="Times New Roman" w:cs="Times New Roman"/>
+                <w:b/>
+                <w:bCs/>
+                <w:sz w:val="28"/>
+                <w:szCs w:val="28"/>
+              </w:rPr>
+              <w:t>3</w:t>
+            </w:r>
+          </w:p>
+        </w:tc>
+        <w:tc>
+          <w:tcPr>
+            <w:tcW w:w="2254" w:type="dxa"/>
+          </w:tcPr>
+          <w:p>
+            <w:pPr>
+              <w:pStyle w:val="a3"/>
+              <w:ind w:left="0"/>
+              <w:rPr>
+                <w:rFonts w:ascii="Times New Roman" w:hAnsi="Times New Roman" w:cs="Times New Roman"/>
+                <w:b/>
+                <w:bCs/>
+                <w:sz w:val="28"/>
+                <w:szCs w:val="28"/>
+              </w:rPr>
+            </w:pPr>
+            <w:r>
+              <w:rPr>
+                <w:rFonts w:ascii="Times New Roman" w:hAnsi="Times New Roman" w:cs="Times New Roman"/>
+                <w:b/>
+                <w:bCs/>
+                <w:sz w:val="28"/>
+                <w:szCs w:val="28"/>
+              </w:rPr>
+              <w:t>5</w:t>
+            </w:r>
+          </w:p>
+        </w:tc>
+        <w:tc>
+          <w:tcPr>
+            <w:tcW w:w="2254" w:type="dxa"/>
+          </w:tcPr>
+          <w:p>
+            <w:pPr>
+              <w:pStyle w:val="a3"/>
+              <w:ind w:left="0"/>
+              <w:rPr>
+                <w:rFonts w:ascii="Times New Roman" w:hAnsi="Times New Roman" w:cs="Times New Roman"/>
+                <w:b/>
+                <w:bCs/>
+                <w:sz w:val="28"/>
+                <w:szCs w:val="28"/>
+              </w:rPr>
+            </w:pPr>
+            <w:r>
+              <w:rPr>
+                <w:rFonts w:ascii="Times New Roman" w:hAnsi="Times New Roman" w:cs="Times New Roman"/>
+                <w:b/>
+                <w:bCs/>
+                <w:sz w:val="28"/>
+                <w:szCs w:val="28"/>
+              </w:rPr>
+              <w:t>15</w:t>
+            </w:r>
+          </w:p>
+        </w:tc>
+      </w:tr>
+      <w:tr>
+        <w:tc>
+          <w:tcPr>
+            <w:tcW w:w="2254" w:type="dxa"/>
+          </w:tcPr>
+          <w:p>
+            <w:pPr>
+              <w:pStyle w:val="a3"/>
+              <w:ind w:left="0"/>
+              <w:rPr>
+                <w:rFonts w:ascii="Times New Roman" w:hAnsi="Times New Roman" w:cs="Times New Roman"/>
+                <w:sz w:val="28"/>
+                <w:szCs w:val="28"/>
+              </w:rPr>
+            </w:pPr>
+            <w:r>
+              <w:rPr>
+                <w:rFonts w:ascii="Times New Roman" w:hAnsi="Times New Roman" w:cs="Times New Roman"/>
+                <w:sz w:val="28"/>
+                <w:szCs w:val="28"/>
+              </w:rPr>
+              <w:t>Отсутствие чёткой стратегии</w:t>
+            </w:r>
+          </w:p>
+        </w:tc>
+        <w:tc>
+          <w:tcPr>
+            <w:tcW w:w="2254" w:type="dxa"/>
+          </w:tcPr>
+          <w:p>
+            <w:pPr>
+              <w:pStyle w:val="a3"/>
+              <w:ind w:left="0"/>
+              <w:rPr>
+                <w:rFonts w:ascii="Times New Roman" w:hAnsi="Times New Roman" w:cs="Times New Roman"/>
+                <w:b/>
+                <w:bCs/>
+                <w:sz w:val="28"/>
+                <w:szCs w:val="28"/>
+              </w:rPr>
+            </w:pPr>
+            <w:r>
+              <w:rPr>
+                <w:rFonts w:ascii="Times New Roman" w:hAnsi="Times New Roman" w:cs="Times New Roman"/>
+                <w:b/>
+                <w:bCs/>
+                <w:sz w:val="28"/>
+                <w:szCs w:val="28"/>
+              </w:rPr>
+              <w:t>4</w:t>
+            </w:r>
+          </w:p>
+        </w:tc>
+        <w:tc>
+          <w:tcPr>
+            <w:tcW w:w="2254" w:type="dxa"/>
+          </w:tcPr>
+          <w:p>
+            <w:pPr>
+              <w:pStyle w:val="a3"/>
+              <w:ind w:left="0"/>
+              <w:rPr>
+                <w:rFonts w:ascii="Times New Roman" w:hAnsi="Times New Roman" w:cs="Times New Roman"/>
+                <w:b/>
+                <w:bCs/>
+                <w:sz w:val="28"/>
+                <w:szCs w:val="28"/>
+              </w:rPr>
+            </w:pPr>
+            <w:r>
+              <w:rPr>
+                <w:rFonts w:ascii="Times New Roman" w:hAnsi="Times New Roman" w:cs="Times New Roman"/>
+                <w:b/>
+                <w:bCs/>
+                <w:sz w:val="28"/>
+                <w:szCs w:val="28"/>
+              </w:rPr>
+              <w:t>4</w:t>
+            </w:r>
+          </w:p>
+        </w:tc>
+        <w:tc>
+          <w:tcPr>
+            <w:tcW w:w="2254" w:type="dxa"/>
+          </w:tcPr>
+          <w:p>
+            <w:pPr>
+              <w:pStyle w:val="a3"/>
+              <w:ind w:left="0"/>
+              <w:rPr>
+                <w:rFonts w:ascii="Times New Roman" w:hAnsi="Times New Roman" w:cs="Times New Roman"/>
+                <w:b/>
+                <w:bCs/>
+                <w:sz w:val="28"/>
+                <w:szCs w:val="28"/>
+              </w:rPr>
+            </w:pPr>
+            <w:r>
+              <w:rPr>
+                <w:rFonts w:ascii="Times New Roman" w:hAnsi="Times New Roman" w:cs="Times New Roman"/>
+                <w:b/>
+                <w:bCs/>
+                <w:sz w:val="28"/>
+                <w:szCs w:val="28"/>
+              </w:rPr>
+              <w:t>16</w:t>
+            </w:r>
+          </w:p>
+        </w:tc>
+      </w:tr>
+      <w:tr>
+        <w:tc>
+          <w:tcPr>
+            <w:tcW w:w="2254" w:type="dxa"/>
+          </w:tcPr>
+          <w:p>
+            <w:pPr>
+              <w:pStyle w:val="a3"/>
+              <w:ind w:left="0"/>
+              <w:rPr>
+                <w:rFonts w:ascii="Times New Roman" w:hAnsi="Times New Roman" w:cs="Times New Roman"/>
+                <w:sz w:val="28"/>
+                <w:szCs w:val="28"/>
+              </w:rPr>
+            </w:pPr>
+            <w:r>
+              <w:rPr>
+                <w:rFonts w:ascii="Times New Roman" w:hAnsi="Times New Roman" w:cs="Times New Roman"/>
+                <w:sz w:val="28"/>
+                <w:szCs w:val="28"/>
+              </w:rPr>
+              <w:t>Устаревшие технологии</w:t>
+            </w:r>
+          </w:p>
+        </w:tc>
+        <w:tc>
+          <w:tcPr>
+            <w:tcW w:w="2254" w:type="dxa"/>
+          </w:tcPr>
+          <w:p>
+            <w:pPr>
+              <w:pStyle w:val="a3"/>
+              <w:ind w:left="0"/>
+              <w:rPr>
+                <w:rFonts w:ascii="Times New Roman" w:hAnsi="Times New Roman" w:cs="Times New Roman"/>
+                <w:b/>
+                <w:bCs/>
+                <w:sz w:val="28"/>
+                <w:szCs w:val="28"/>
+              </w:rPr>
+            </w:pPr>
+            <w:r>
+              <w:rPr>
+                <w:rFonts w:ascii="Times New Roman" w:hAnsi="Times New Roman" w:cs="Times New Roman"/>
+                <w:b/>
+                <w:bCs/>
+                <w:sz w:val="28"/>
+                <w:szCs w:val="28"/>
+              </w:rPr>
+              <w:t>3</w:t>
+            </w:r>
+          </w:p>
+        </w:tc>
+        <w:tc>
+          <w:tcPr>
+            <w:tcW w:w="2254" w:type="dxa"/>
+          </w:tcPr>
+          <w:p>
+            <w:pPr>
+              <w:pStyle w:val="a3"/>
+              <w:ind w:left="0"/>
+              <w:rPr>
+                <w:rFonts w:ascii="Times New Roman" w:hAnsi="Times New Roman" w:cs="Times New Roman"/>
+                <w:b/>
+                <w:bCs/>
+                <w:sz w:val="28"/>
+                <w:szCs w:val="28"/>
+              </w:rPr>
+            </w:pPr>
+            <w:r>
+              <w:rPr>
+                <w:rFonts w:ascii="Times New Roman" w:hAnsi="Times New Roman" w:cs="Times New Roman"/>
+                <w:b/>
+                <w:bCs/>
+                <w:sz w:val="28"/>
+                <w:szCs w:val="28"/>
+              </w:rPr>
+              <w:t>5</w:t>
+            </w:r>
+          </w:p>
+        </w:tc>
+        <w:tc>
+          <w:tcPr>
+            <w:tcW w:w="2254" w:type="dxa"/>
+          </w:tcPr>
+          <w:p>
+            <w:pPr>
+              <w:pStyle w:val="a3"/>
+              <w:ind w:left="0"/>
+              <w:rPr>
+                <w:rFonts w:ascii="Times New Roman" w:hAnsi="Times New Roman" w:cs="Times New Roman"/>
+                <w:b/>
+                <w:bCs/>
+                <w:sz w:val="28"/>
+                <w:szCs w:val="28"/>
+              </w:rPr>
+            </w:pPr>
+            <w:r>
+              <w:rPr>
+                <w:rFonts w:ascii="Times New Roman" w:hAnsi="Times New Roman" w:cs="Times New Roman"/>
+                <w:b/>
+                <w:bCs/>
+                <w:sz w:val="28"/>
+                <w:szCs w:val="28"/>
+              </w:rPr>
+              <w:t>15</w:t>
+            </w:r>
+          </w:p>
+        </w:tc>
+      </w:tr>
+      <w:tr>
+        <w:tc>
+          <w:tcPr>
+            <w:tcW w:w="2254" w:type="dxa"/>
+          </w:tcPr>
+          <w:p>
+            <w:pPr>
+              <w:pStyle w:val="a3"/>
+              <w:ind w:left="0"/>
+              <w:rPr>
+                <w:rFonts w:ascii="Times New Roman" w:hAnsi="Times New Roman" w:cs="Times New Roman"/>
+                <w:sz w:val="28"/>
+                <w:szCs w:val="28"/>
+              </w:rPr>
+            </w:pPr>
+            <w:r>
+              <w:rPr>
+                <w:rFonts w:ascii="Times New Roman" w:hAnsi="Times New Roman" w:cs="Times New Roman"/>
+                <w:sz w:val="28"/>
+                <w:szCs w:val="28"/>
+              </w:rPr>
+              <w:t>Недостаток автоматизации</w:t>
+            </w:r>
+          </w:p>
+        </w:tc>
+        <w:tc>
+          <w:tcPr>
+            <w:tcW w:w="2254" w:type="dxa"/>
+          </w:tcPr>
+          <w:p>
+            <w:pPr>
+              <w:pStyle w:val="a3"/>
+              <w:ind w:left="0"/>
+              <w:rPr>
+                <w:rFonts w:ascii="Times New Roman" w:hAnsi="Times New Roman" w:cs="Times New Roman"/>
+                <w:b/>
+                <w:bCs/>
+                <w:sz w:val="28"/>
+                <w:szCs w:val="28"/>
+              </w:rPr>
+            </w:pPr>
+            <w:r>
+              <w:rPr>
+                <w:rFonts w:ascii="Times New Roman" w:hAnsi="Times New Roman" w:cs="Times New Roman"/>
+                <w:b/>
+                <w:bCs/>
+                <w:sz w:val="28"/>
+                <w:szCs w:val="28"/>
+              </w:rPr>
+              <w:t>3</w:t>
+            </w:r>
+          </w:p>
+        </w:tc>
+        <w:tc>
+          <w:tcPr>
+            <w:tcW w:w="2254" w:type="dxa"/>
+          </w:tcPr>
+          <w:p>
+            <w:pPr>
+              <w:pStyle w:val="a3"/>
+              <w:ind w:left="0"/>
+              <w:rPr>
+                <w:rFonts w:ascii="Times New Roman" w:hAnsi="Times New Roman" w:cs="Times New Roman"/>
+                <w:b/>
+                <w:bCs/>
+                <w:sz w:val="28"/>
+                <w:szCs w:val="28"/>
+              </w:rPr>
+            </w:pPr>
+            <w:r>
+              <w:rPr>
+                <w:rFonts w:ascii="Times New Roman" w:hAnsi="Times New Roman" w:cs="Times New Roman"/>
+                <w:b/>
+                <w:bCs/>
+                <w:sz w:val="28"/>
+                <w:szCs w:val="28"/>
+              </w:rPr>
+              <w:t>4</w:t>
+            </w:r>
+          </w:p>
+        </w:tc>
+        <w:tc>
+          <w:tcPr>
+            <w:tcW w:w="2254" w:type="dxa"/>
+          </w:tcPr>
+          <w:p>
+            <w:pPr>
+              <w:pStyle w:val="a3"/>
+              <w:ind w:left="0"/>
+              <w:rPr>
+                <w:rFonts w:ascii="Times New Roman" w:hAnsi="Times New Roman" w:cs="Times New Roman"/>
+                <w:b/>
+                <w:bCs/>
+                <w:sz w:val="28"/>
+                <w:szCs w:val="28"/>
+              </w:rPr>
+            </w:pPr>
+            <w:r>
+              <w:rPr>
+                <w:rFonts w:ascii="Times New Roman" w:hAnsi="Times New Roman" w:cs="Times New Roman"/>
+                <w:b/>
+                <w:bCs/>
+                <w:sz w:val="28"/>
+                <w:szCs w:val="28"/>
+              </w:rPr>
+              <w:t>12</w:t>
+            </w:r>
+          </w:p>
+        </w:tc>
+      </w:tr>
+      <w:tr>
+        <w:tc>
+          <w:tcPr>
+            <w:tcW w:w="2254" w:type="dxa"/>
+          </w:tcPr>
+          <w:p>
+            <w:pPr>
+              <w:pStyle w:val="a3"/>
+              <w:ind w:left="0"/>
+              <w:rPr>
+                <w:rFonts w:ascii="Times New Roman" w:hAnsi="Times New Roman" w:cs="Times New Roman"/>
+                <w:sz w:val="28"/>
+                <w:szCs w:val="28"/>
+              </w:rPr>
+            </w:pPr>
+            <w:r>
+              <w:rPr>
+                <w:rFonts w:ascii="Times New Roman" w:hAnsi="Times New Roman" w:cs="Times New Roman"/>
+                <w:sz w:val="28"/>
+                <w:szCs w:val="28"/>
+              </w:rPr>
+              <w:t>Отсутствие или недостаток финансирования</w:t>
+            </w:r>
+          </w:p>
+        </w:tc>
+        <w:tc>
+          <w:tcPr>
+            <w:tcW w:w="2254" w:type="dxa"/>
+          </w:tcPr>
+          <w:p>
+            <w:pPr>
+              <w:pStyle w:val="a3"/>
+              <w:ind w:left="0"/>
+              <w:rPr>
+                <w:rFonts w:ascii="Times New Roman" w:hAnsi="Times New Roman" w:cs="Times New Roman"/>
+                <w:b/>
+                <w:bCs/>
+                <w:sz w:val="28"/>
+                <w:szCs w:val="28"/>
+              </w:rPr>
+            </w:pPr>
+            <w:r>
+              <w:rPr>
+                <w:rFonts w:ascii="Times New Roman" w:hAnsi="Times New Roman" w:cs="Times New Roman"/>
+                <w:b/>
+                <w:bCs/>
+                <w:sz w:val="28"/>
+                <w:szCs w:val="28"/>
+              </w:rPr>
+              <w:t>4</w:t>
+            </w:r>
+          </w:p>
+        </w:tc>
+        <w:tc>
+          <w:tcPr>
+            <w:tcW w:w="2254" w:type="dxa"/>
+          </w:tcPr>
+          <w:p>
+            <w:pPr>
+              <w:pStyle w:val="a3"/>
+              <w:ind w:left="0"/>
+              <w:rPr>
+                <w:rFonts w:ascii="Times New Roman" w:hAnsi="Times New Roman" w:cs="Times New Roman"/>
+                <w:b/>
+                <w:bCs/>
+                <w:sz w:val="28"/>
+                <w:szCs w:val="28"/>
+              </w:rPr>
+            </w:pPr>
+            <w:r>
+              <w:rPr>
+                <w:rFonts w:ascii="Times New Roman" w:hAnsi="Times New Roman" w:cs="Times New Roman"/>
+                <w:b/>
+                <w:bCs/>
+                <w:sz w:val="28"/>
+                <w:szCs w:val="28"/>
+              </w:rPr>
+              <w:t>5</w:t>
+            </w:r>
+          </w:p>
+        </w:tc>
+        <w:tc>
+          <w:tcPr>
+            <w:tcW w:w="2254" w:type="dxa"/>
+          </w:tcPr>
+          <w:p>
+            <w:pPr>
+              <w:pStyle w:val="a3"/>
+              <w:ind w:left="0"/>
+              <w:rPr>
+                <w:rFonts w:ascii="Times New Roman" w:hAnsi="Times New Roman" w:cs="Times New Roman"/>
+                <w:b/>
+                <w:bCs/>
+                <w:sz w:val="28"/>
+                <w:szCs w:val="28"/>
+              </w:rPr>
+            </w:pPr>
+            <w:r>
+              <w:rPr>
+                <w:rFonts w:ascii="Times New Roman" w:hAnsi="Times New Roman" w:cs="Times New Roman"/>
+                <w:b/>
+                <w:bCs/>
+                <w:sz w:val="28"/>
+                <w:szCs w:val="28"/>
+              </w:rPr>
+              <w:t>20</w:t>
+            </w:r>
+          </w:p>
+          <w:p>
+            <w:pPr>
+              <w:pStyle w:val="a3"/>
+              <w:ind w:left="0"/>
+              <w:rPr>
+                <w:rFonts w:ascii="Times New Roman" w:hAnsi="Times New Roman" w:cs="Times New Roman"/>
+                <w:b/>
+                <w:bCs/>
+                <w:sz w:val="28"/>
+                <w:szCs w:val="28"/>
+              </w:rPr>
+            </w:pPr>
+          </w:p>
+        </w:tc>
+      </w:tr>
+      <w:tr>
+        <w:tc>
+          <w:tcPr>
+            <w:tcW w:w="2254" w:type="dxa"/>
+          </w:tcPr>
+          <w:p>
+            <w:pPr>
+              <w:pStyle w:val="a3"/>
+              <w:ind w:left="0"/>
+              <w:rPr>
+                <w:rFonts w:ascii="Times New Roman" w:hAnsi="Times New Roman" w:cs="Times New Roman"/>
+                <w:sz w:val="28"/>
+                <w:szCs w:val="28"/>
+              </w:rPr>
+            </w:pPr>
+            <w:r>
+              <w:rPr>
+                <w:rFonts w:ascii="Times New Roman" w:hAnsi="Times New Roman" w:cs="Times New Roman"/>
+                <w:sz w:val="28"/>
+                <w:szCs w:val="28"/>
+              </w:rPr>
+              <w:t>Низкая рентабельность продуктов</w:t>
+            </w:r>
+          </w:p>
+        </w:tc>
+        <w:tc>
+          <w:tcPr>
+            <w:tcW w:w="2254" w:type="dxa"/>
+          </w:tcPr>
+          <w:p>
+            <w:pPr>
+              <w:pStyle w:val="a3"/>
+              <w:ind w:left="0"/>
+              <w:rPr>
+                <w:rFonts w:ascii="Times New Roman" w:hAnsi="Times New Roman" w:cs="Times New Roman"/>
+                <w:b/>
+                <w:bCs/>
+                <w:sz w:val="28"/>
+                <w:szCs w:val="28"/>
+              </w:rPr>
+            </w:pPr>
+            <w:r>
+              <w:rPr>
+                <w:rFonts w:ascii="Times New Roman" w:hAnsi="Times New Roman" w:cs="Times New Roman"/>
+                <w:b/>
+                <w:bCs/>
+                <w:sz w:val="28"/>
+                <w:szCs w:val="28"/>
+              </w:rPr>
+              <w:t>4</w:t>
+            </w:r>
+          </w:p>
+        </w:tc>
+        <w:tc>
+          <w:tcPr>
+            <w:tcW w:w="2254" w:type="dxa"/>
+          </w:tcPr>
+          <w:p>
+            <w:pPr>
+              <w:pStyle w:val="a3"/>
+              <w:ind w:left="0"/>
+              <w:rPr>
+                <w:rFonts w:ascii="Times New Roman" w:hAnsi="Times New Roman" w:cs="Times New Roman"/>
+                <w:b/>
+                <w:bCs/>
+                <w:sz w:val="28"/>
+                <w:szCs w:val="28"/>
+              </w:rPr>
+            </w:pPr>
+            <w:r>
+              <w:rPr>
+                <w:rFonts w:ascii="Times New Roman" w:hAnsi="Times New Roman" w:cs="Times New Roman"/>
+                <w:b/>
+                <w:bCs/>
+                <w:sz w:val="28"/>
+                <w:szCs w:val="28"/>
+              </w:rPr>
+              <w:t>4</w:t>
+            </w:r>
+          </w:p>
+        </w:tc>
+        <w:tc>
+          <w:tcPr>
+            <w:tcW w:w="2254" w:type="dxa"/>
+          </w:tcPr>
+          <w:p>
+            <w:pPr>
+              <w:pStyle w:val="a3"/>
+              <w:ind w:left="0"/>
+              <w:rPr>
+                <w:rFonts w:ascii="Times New Roman" w:hAnsi="Times New Roman" w:cs="Times New Roman"/>
+                <w:b/>
+                <w:bCs/>
+                <w:sz w:val="28"/>
+                <w:szCs w:val="28"/>
+              </w:rPr>
+            </w:pPr>
+            <w:r>
+              <w:rPr>
+                <w:rFonts w:ascii="Times New Roman" w:hAnsi="Times New Roman" w:cs="Times New Roman"/>
+                <w:b/>
+                <w:bCs/>
+                <w:sz w:val="28"/>
+                <w:szCs w:val="28"/>
+              </w:rPr>
+              <w:t>16</w:t>
+            </w:r>
+          </w:p>
+        </w:tc>
+      </w:tr>
+      <w:tr>
+        <w:tc>
+          <w:tcPr>
+            <w:tcW w:w="2254" w:type="dxa"/>
+          </w:tcPr>
+          <w:p>
+            <w:pPr>
+              <w:pStyle w:val="a3"/>
+              <w:ind w:left="0"/>
+              <w:rPr>
+                <w:rFonts w:ascii="Times New Roman" w:hAnsi="Times New Roman" w:cs="Times New Roman"/>
+                <w:sz w:val="28"/>
+                <w:szCs w:val="28"/>
+              </w:rPr>
+            </w:pPr>
+            <w:r>
+              <w:rPr>
+                <w:rFonts w:ascii="Times New Roman" w:hAnsi="Times New Roman" w:cs="Times New Roman"/>
+                <w:sz w:val="28"/>
+                <w:szCs w:val="28"/>
+              </w:rPr>
+              <w:t>Изменения на рынке</w:t>
+            </w:r>
+          </w:p>
+        </w:tc>
+        <w:tc>
+          <w:tcPr>
+            <w:tcW w:w="2254" w:type="dxa"/>
+          </w:tcPr>
+          <w:p>
+            <w:pPr>
+              <w:pStyle w:val="a3"/>
+              <w:ind w:left="0"/>
+              <w:rPr>
+                <w:rFonts w:ascii="Times New Roman" w:hAnsi="Times New Roman" w:cs="Times New Roman"/>
+                <w:b/>
+                <w:bCs/>
+                <w:sz w:val="28"/>
+                <w:szCs w:val="28"/>
+              </w:rPr>
+            </w:pPr>
+            <w:r>
+              <w:rPr>
+                <w:rFonts w:ascii="Times New Roman" w:hAnsi="Times New Roman" w:cs="Times New Roman"/>
+                <w:b/>
+                <w:bCs/>
+                <w:sz w:val="28"/>
+                <w:szCs w:val="28"/>
+              </w:rPr>
+              <w:t>3</w:t>
+            </w:r>
+          </w:p>
+        </w:tc>
+        <w:tc>
+          <w:tcPr>
+            <w:tcW w:w="2254" w:type="dxa"/>
+          </w:tcPr>
+          <w:p>
+            <w:pPr>
+              <w:pStyle w:val="a3"/>
+              <w:ind w:left="0"/>
+              <w:rPr>
+                <w:rFonts w:ascii="Times New Roman" w:hAnsi="Times New Roman" w:cs="Times New Roman"/>
+                <w:b/>
+                <w:bCs/>
+                <w:sz w:val="28"/>
+                <w:szCs w:val="28"/>
+              </w:rPr>
+            </w:pPr>
+            <w:r>
+              <w:rPr>
+                <w:rFonts w:ascii="Times New Roman" w:hAnsi="Times New Roman" w:cs="Times New Roman"/>
+                <w:b/>
+                <w:bCs/>
+                <w:sz w:val="28"/>
+                <w:szCs w:val="28"/>
+              </w:rPr>
+              <w:t>4</w:t>
+            </w:r>
+          </w:p>
+        </w:tc>
+        <w:tc>
+          <w:tcPr>
+            <w:tcW w:w="2254" w:type="dxa"/>
+          </w:tcPr>
+          <w:p>
+            <w:pPr>
+              <w:pStyle w:val="a3"/>
+              <w:ind w:left="0"/>
+              <w:rPr>
+                <w:rFonts w:ascii="Times New Roman" w:hAnsi="Times New Roman" w:cs="Times New Roman"/>
+                <w:b/>
+                <w:bCs/>
+                <w:sz w:val="28"/>
+                <w:szCs w:val="28"/>
+              </w:rPr>
+            </w:pPr>
+            <w:r>
+              <w:rPr>
+                <w:rFonts w:ascii="Times New Roman" w:hAnsi="Times New Roman" w:cs="Times New Roman"/>
+                <w:b/>
+                <w:bCs/>
+                <w:sz w:val="28"/>
+                <w:szCs w:val="28"/>
+              </w:rPr>
+              <w:t>12</w:t>
+            </w:r>
+          </w:p>
+        </w:tc>
+      </w:tr>
+      <w:tr>
+        <w:tc>
+          <w:tcPr>
+            <w:tcW w:w="2254" w:type="dxa"/>
+          </w:tcPr>
+          <w:p>
+            <w:pPr>
+              <w:pStyle w:val="a3"/>
+              <w:ind w:left="0"/>
+              <w:rPr>
+                <w:rFonts w:ascii="Times New Roman" w:hAnsi="Times New Roman" w:cs="Times New Roman"/>
+                <w:sz w:val="28"/>
+                <w:szCs w:val="28"/>
+              </w:rPr>
+            </w:pPr>
+            <w:r>
+              <w:rPr>
+                <w:rFonts w:ascii="Times New Roman" w:hAnsi="Times New Roman" w:cs="Times New Roman"/>
+                <w:sz w:val="28"/>
+                <w:szCs w:val="28"/>
+              </w:rPr>
+              <w:t>Недовольство клиентов</w:t>
+            </w:r>
+          </w:p>
+        </w:tc>
+        <w:tc>
+          <w:tcPr>
+            <w:tcW w:w="2254" w:type="dxa"/>
+          </w:tcPr>
+          <w:p>
+            <w:pPr>
+              <w:pStyle w:val="a3"/>
+              <w:ind w:left="0"/>
+              <w:rPr>
+                <w:rFonts w:ascii="Times New Roman" w:hAnsi="Times New Roman" w:cs="Times New Roman"/>
+                <w:b/>
+                <w:bCs/>
+                <w:sz w:val="28"/>
+                <w:szCs w:val="28"/>
+              </w:rPr>
+            </w:pPr>
+            <w:r>
+              <w:rPr>
+                <w:rFonts w:ascii="Times New Roman" w:hAnsi="Times New Roman" w:cs="Times New Roman"/>
+                <w:b/>
+                <w:bCs/>
+                <w:sz w:val="28"/>
+                <w:szCs w:val="28"/>
+              </w:rPr>
+              <w:t>4</w:t>
+            </w:r>
+          </w:p>
+        </w:tc>
+        <w:tc>
+          <w:tcPr>
+            <w:tcW w:w="2254" w:type="dxa"/>
+          </w:tcPr>
+          <w:p>
+            <w:pPr>
+              <w:pStyle w:val="a3"/>
+              <w:ind w:left="0"/>
+              <w:rPr>
+                <w:rFonts w:ascii="Times New Roman" w:hAnsi="Times New Roman" w:cs="Times New Roman"/>
+                <w:b/>
+                <w:bCs/>
+                <w:sz w:val="28"/>
+                <w:szCs w:val="28"/>
+              </w:rPr>
+            </w:pPr>
+            <w:r>
+              <w:rPr>
+                <w:rFonts w:ascii="Times New Roman" w:hAnsi="Times New Roman" w:cs="Times New Roman"/>
+                <w:b/>
+                <w:bCs/>
+                <w:sz w:val="28"/>
+                <w:szCs w:val="28"/>
+              </w:rPr>
+              <w:t>4</w:t>
+            </w:r>
+          </w:p>
+        </w:tc>
+        <w:tc>
+          <w:tcPr>
+            <w:tcW w:w="2254" w:type="dxa"/>
+          </w:tcPr>
+          <w:p>
+            <w:pPr>
+              <w:pStyle w:val="a3"/>
+              <w:ind w:left="0"/>
+              <w:rPr>
+                <w:rFonts w:ascii="Times New Roman" w:hAnsi="Times New Roman" w:cs="Times New Roman"/>
+                <w:b/>
+                <w:bCs/>
+                <w:sz w:val="28"/>
+                <w:szCs w:val="28"/>
+              </w:rPr>
+            </w:pPr>
+            <w:r>
+              <w:rPr>
+                <w:rFonts w:ascii="Times New Roman" w:hAnsi="Times New Roman" w:cs="Times New Roman"/>
+                <w:b/>
+                <w:bCs/>
+                <w:sz w:val="28"/>
+                <w:szCs w:val="28"/>
+              </w:rPr>
+              <w:t>16</w:t>
+            </w:r>
+          </w:p>
+        </w:tc>
+      </w:tr>
+      <w:tr>
+        <w:tc>
+          <w:tcPr>
+            <w:tcW w:w="2254" w:type="dxa"/>
+          </w:tcPr>
+          <w:p>
+            <w:pPr>
+              <w:pStyle w:val="a3"/>
+              <w:ind w:left="0"/>
+              <w:rPr>
+                <w:rFonts w:ascii="Times New Roman" w:hAnsi="Times New Roman" w:cs="Times New Roman"/>
+                <w:sz w:val="28"/>
+                <w:szCs w:val="28"/>
+              </w:rPr>
+            </w:pPr>
+            <w:r>
+              <w:rPr>
+                <w:rFonts w:ascii="Times New Roman" w:hAnsi="Times New Roman" w:cs="Times New Roman"/>
+                <w:sz w:val="28"/>
+                <w:szCs w:val="28"/>
+              </w:rPr>
+              <w:t>Проблемы с удержанием клиентов</w:t>
+            </w:r>
+          </w:p>
+        </w:tc>
+        <w:tc>
+          <w:tcPr>
+            <w:tcW w:w="2254" w:type="dxa"/>
+          </w:tcPr>
+          <w:p>
+            <w:pPr>
+              <w:pStyle w:val="a3"/>
+              <w:ind w:left="0"/>
+              <w:rPr>
+                <w:rFonts w:ascii="Times New Roman" w:hAnsi="Times New Roman" w:cs="Times New Roman"/>
+                <w:b/>
+                <w:bCs/>
+                <w:sz w:val="28"/>
+                <w:szCs w:val="28"/>
+              </w:rPr>
+            </w:pPr>
+            <w:r>
+              <w:rPr>
+                <w:rFonts w:ascii="Times New Roman" w:hAnsi="Times New Roman" w:cs="Times New Roman"/>
+                <w:b/>
+                <w:bCs/>
+                <w:sz w:val="28"/>
+                <w:szCs w:val="28"/>
+              </w:rPr>
+              <w:t>3</w:t>
+            </w:r>
+          </w:p>
+        </w:tc>
+        <w:tc>
+          <w:tcPr>
+            <w:tcW w:w="2254" w:type="dxa"/>
+          </w:tcPr>
+          <w:p>
+            <w:pPr>
+              <w:pStyle w:val="a3"/>
+              <w:ind w:left="0"/>
+              <w:rPr>
+                <w:rFonts w:ascii="Times New Roman" w:hAnsi="Times New Roman" w:cs="Times New Roman"/>
+                <w:b/>
+                <w:bCs/>
+                <w:sz w:val="28"/>
+                <w:szCs w:val="28"/>
+              </w:rPr>
+            </w:pPr>
+            <w:r>
+              <w:rPr>
+                <w:rFonts w:ascii="Times New Roman" w:hAnsi="Times New Roman" w:cs="Times New Roman"/>
+                <w:b/>
+                <w:bCs/>
+                <w:sz w:val="28"/>
+                <w:szCs w:val="28"/>
+              </w:rPr>
+              <w:t>5</w:t>
+            </w:r>
+          </w:p>
+        </w:tc>
+        <w:tc>
+          <w:tcPr>
+            <w:tcW w:w="2254" w:type="dxa"/>
+          </w:tcPr>
+          <w:p>
+            <w:pPr>
+              <w:pStyle w:val="a3"/>
+              <w:ind w:left="0"/>
+              <w:rPr>
+                <w:rFonts w:ascii="Times New Roman" w:hAnsi="Times New Roman" w:cs="Times New Roman"/>
+                <w:b/>
+                <w:bCs/>
+                <w:sz w:val="28"/>
+                <w:szCs w:val="28"/>
+              </w:rPr>
+            </w:pPr>
+            <w:r>
+              <w:rPr>
+                <w:rFonts w:ascii="Times New Roman" w:hAnsi="Times New Roman" w:cs="Times New Roman"/>
+                <w:b/>
+                <w:bCs/>
+                <w:sz w:val="28"/>
+                <w:szCs w:val="28"/>
+              </w:rPr>
+              <w:t>15</w:t>
+            </w:r>
+          </w:p>
+        </w:tc>
+      </w:tr>
+    </w:tbl>
+    <w:p>
+      <w:pPr>
+        <w:pStyle w:val="a3"/>
+        <w:rPr>
+          <w:rFonts w:ascii="Times New Roman" w:hAnsi="Times New Roman" w:cs="Times New Roman"/>
+          <w:b/>
+          <w:bCs/>
+          <w:sz w:val="28"/>
+          <w:szCs w:val="28"/>
+          <w:lang w:val="en-US"/>
+        </w:rPr>
+      </w:pPr>
+    </w:p>
+    <w:p>
+      <w:pPr>
+        <w:pStyle w:val="a3"/>
+        <w:rPr>
+          <w:rFonts w:ascii="Times New Roman" w:hAnsi="Times New Roman" w:cs="Times New Roman"/>
+          <w:b/>
+          <w:bCs/>
+          <w:sz w:val="28"/>
+          <w:szCs w:val="28"/>
+        </w:rPr>
+      </w:pPr>
+      <w:r>
+        <w:rPr>
+          <w:rFonts w:ascii="Times New Roman" w:hAnsi="Times New Roman" w:cs="Times New Roman"/>
+          <w:b/>
+          <w:bCs/>
+          <w:sz w:val="28"/>
+          <w:szCs w:val="28"/>
+        </w:rPr>
+        <w:t>Два наиболее важных риска:</w:t>
+      </w:r>
+    </w:p>
+    <w:p>
+      <w:pPr>
+        <w:pStyle w:val="a3"/>
+        <w:numPr>
+          <w:ilvl w:val="0"/>
+          <w:numId w:val="4"/>
+        </w:numPr>
+        <w:rPr>
+          <w:rFonts w:ascii="Times New Roman" w:hAnsi="Times New Roman" w:cs="Times New Roman"/>
+          <w:b/>
+          <w:bCs/>
+          <w:sz w:val="28"/>
+          <w:szCs w:val="28"/>
+        </w:rPr>
+      </w:pPr>
+      <w:r>
+        <w:rPr>
+          <w:rFonts w:ascii="Times New Roman" w:hAnsi="Times New Roman" w:cs="Times New Roman"/>
+          <w:sz w:val="28"/>
+          <w:szCs w:val="28"/>
+        </w:rPr>
+        <w:t>Нехватка квалифицированного персонала</w:t>
+      </w:r>
+    </w:p>
+    <w:p>
+      <w:pPr>
+        <w:pStyle w:val="a3"/>
+        <w:numPr>
+          <w:ilvl w:val="0"/>
+          <w:numId w:val="4"/>
+        </w:numPr>
+        <w:rPr>
+          <w:rFonts w:ascii="Times New Roman" w:hAnsi="Times New Roman" w:cs="Times New Roman"/>
+          <w:b/>
+          <w:bCs/>
+          <w:sz w:val="28"/>
+          <w:szCs w:val="28"/>
+        </w:rPr>
+      </w:pPr>
+      <w:r>
+        <w:rPr>
+          <w:rFonts w:ascii="Times New Roman" w:hAnsi="Times New Roman" w:cs="Times New Roman"/>
+          <w:sz w:val="28"/>
+          <w:szCs w:val="28"/>
+        </w:rPr>
+        <w:t>Отсутствие или недостаток финансирования</w:t>
+      </w:r>
+    </w:p>
+    <w:p>
+      <w:pPr>
+        <w:pStyle w:val="a3"/>
+        <w:numPr>
+          <w:ilvl w:val="0"/>
+          <w:numId w:val="1"/>
+        </w:numPr>
+        <w:rPr>
+          <w:rFonts w:ascii="Times New Roman" w:hAnsi="Times New Roman" w:cs="Times New Roman"/>
+          <w:b/>
+          <w:bCs/>
+          <w:sz w:val="28"/>
+          <w:szCs w:val="28"/>
+        </w:rPr>
+      </w:pPr>
+      <w:r>
+        <w:rPr>
+          <w:rFonts w:ascii="Times New Roman" w:hAnsi="Times New Roman" w:cs="Times New Roman"/>
+          <w:b/>
+          <w:bCs/>
+          <w:sz w:val="28"/>
+          <w:szCs w:val="28"/>
+        </w:rPr>
+        <w:t>Анализ стратегий</w:t>
+      </w:r>
+    </w:p>
+    <w:p>
+      <w:pPr>
+        <w:spacing w:before="100" w:beforeAutospacing="1" w:after="100" w:afterAutospacing="1" w:line="240" w:lineRule="auto"/>
+        <w:outlineLvl w:val="3"/>
+        <w:rPr>
+          <w:rFonts w:ascii="Times New Roman" w:eastAsia="Times New Roman" w:hAnsi="Times New Roman" w:cs="Times New Roman"/>
+          <w:b/>
+          <w:bCs/>
+          <w:sz w:val="28"/>
+          <w:szCs w:val="28"/>
+          <w:lang w:eastAsia="ru-RU"/>
+        </w:rPr>
+      </w:pPr>
+      <w:r>
+        <w:rPr>
+          <w:rFonts w:ascii="Times New Roman" w:eastAsia="Times New Roman" w:hAnsi="Times New Roman" w:cs="Times New Roman"/>
+          <w:b/>
+          <w:bCs/>
+          <w:sz w:val="28"/>
+          <w:szCs w:val="28"/>
+          <w:lang w:eastAsia="ru-RU"/>
+        </w:rPr>
+        <w:t>Риск 1: Нехватка квалифицированного персонала</w:t>
+      </w:r>
+    </w:p>
+    <w:p>
+      <w:pPr>
+        <w:spacing w:before="100" w:beforeAutospacing="1" w:after="100" w:afterAutospacing="1" w:line="240" w:lineRule="auto"/>
+        <w:rPr>
+          <w:rFonts w:ascii="Times New Roman" w:eastAsia="Times New Roman" w:hAnsi="Times New Roman" w:cs="Times New Roman"/>
+          <w:sz w:val="28"/>
+          <w:szCs w:val="28"/>
+          <w:lang w:eastAsia="ru-RU"/>
+        </w:rPr>
+      </w:pPr>
+      <w:r>
+        <w:rPr>
+          <w:rFonts w:ascii="Times New Roman" w:eastAsia="Times New Roman" w:hAnsi="Times New Roman" w:cs="Times New Roman"/>
+          <w:b/>
+          <w:bCs/>
+          <w:sz w:val="28"/>
+          <w:szCs w:val="28"/>
+          <w:lang w:eastAsia="ru-RU"/>
+        </w:rPr>
+        <w:t>Описание:</w:t>
+      </w:r>
+      <w:r>
+        <w:rPr>
+          <w:rFonts w:ascii="Times New Roman" w:eastAsia="Times New Roman" w:hAnsi="Times New Roman" w:cs="Times New Roman"/>
+          <w:sz w:val="28"/>
+          <w:szCs w:val="28"/>
+          <w:lang w:eastAsia="ru-RU"/>
+        </w:rPr>
+        <w:t xml:space="preserve"> Этот риск может привести к трудностям в выполнении поставленных задач, задержкам в реализации проекта и росту общего объема работ.</w:t>
+      </w:r>
+    </w:p>
+    <w:p>
+      <w:pPr>
+        <w:spacing w:before="100" w:beforeAutospacing="1" w:after="100" w:afterAutospacing="1" w:line="240" w:lineRule="auto"/>
+        <w:outlineLvl w:val="3"/>
+        <w:rPr>
+          <w:rFonts w:ascii="Times New Roman" w:eastAsia="Times New Roman" w:hAnsi="Times New Roman" w:cs="Times New Roman"/>
+          <w:b/>
+          <w:bCs/>
+          <w:sz w:val="28"/>
+          <w:szCs w:val="28"/>
+          <w:lang w:eastAsia="ru-RU"/>
+        </w:rPr>
+      </w:pPr>
+      <w:r>
+        <w:rPr>
+          <w:rFonts w:ascii="Times New Roman" w:eastAsia="Times New Roman" w:hAnsi="Times New Roman" w:cs="Times New Roman"/>
+          <w:b/>
+          <w:bCs/>
+          <w:sz w:val="28"/>
+          <w:szCs w:val="28"/>
+          <w:lang w:eastAsia="ru-RU"/>
+        </w:rPr>
+        <w:t>Риск 2: Отсутствие финансирования</w:t>
+      </w:r>
+    </w:p>
+    <w:p>
+      <w:pPr>
+        <w:spacing w:before="100" w:beforeAutospacing="1" w:after="100" w:afterAutospacing="1" w:line="240" w:lineRule="auto"/>
+        <w:rPr>
+          <w:rFonts w:ascii="Times New Roman" w:eastAsia="Times New Roman" w:hAnsi="Times New Roman" w:cs="Times New Roman"/>
+          <w:sz w:val="28"/>
+          <w:szCs w:val="28"/>
+          <w:lang w:eastAsia="ru-RU"/>
+        </w:rPr>
+      </w:pPr>
+      <w:r>
+        <w:rPr>
+          <w:rFonts w:ascii="Times New Roman" w:eastAsia="Times New Roman" w:hAnsi="Times New Roman" w:cs="Times New Roman"/>
+          <w:b/>
+          <w:bCs/>
+          <w:sz w:val="28"/>
+          <w:szCs w:val="28"/>
+          <w:lang w:eastAsia="ru-RU"/>
+        </w:rPr>
+        <w:lastRenderedPageBreak/>
+        <w:t>Описание:</w:t>
+      </w:r>
+      <w:r>
+        <w:rPr>
+          <w:rFonts w:ascii="Times New Roman" w:eastAsia="Times New Roman" w:hAnsi="Times New Roman" w:cs="Times New Roman"/>
+          <w:sz w:val="28"/>
+          <w:szCs w:val="28"/>
+          <w:lang w:eastAsia="ru-RU"/>
+        </w:rPr>
+        <w:t xml:space="preserve"> Недостаток финансирования может привести к невозможности завершения проекта в срок и с необходимым качеством, что также приведет к перерасходу бюджета и нарушению сроков.</w:t>
+      </w:r>
+    </w:p>
+    <w:p>
+      <w:pPr>
+        <w:pStyle w:val="3"/>
+        <w:rPr>
+          <w:rFonts w:ascii="Times New Roman" w:hAnsi="Times New Roman" w:cs="Times New Roman"/>
+          <w:b/>
+          <w:bCs/>
+          <w:color w:val="auto"/>
+          <w:sz w:val="28"/>
+          <w:szCs w:val="28"/>
+        </w:rPr>
+      </w:pPr>
+      <w:r>
+        <w:rPr>
+          <w:rFonts w:ascii="Times New Roman" w:hAnsi="Times New Roman" w:cs="Times New Roman"/>
+          <w:b/>
+          <w:bCs/>
+          <w:color w:val="auto"/>
+          <w:sz w:val="28"/>
+          <w:szCs w:val="28"/>
+        </w:rPr>
+        <w:t>Стратегия уклонения</w:t>
+      </w:r>
+    </w:p>
+    <w:p>
+      <w:pPr>
+        <w:pStyle w:val="a5"/>
+        <w:rPr>
+          <w:sz w:val="28"/>
+          <w:szCs w:val="28"/>
+        </w:rPr>
+      </w:pPr>
+      <w:r>
+        <w:rPr>
+          <w:rStyle w:val="a6"/>
+          <w:sz w:val="28"/>
+          <w:szCs w:val="28"/>
+        </w:rPr>
+        <w:t>Риск 1</w:t>
+      </w:r>
+      <w:proofErr w:type="gramStart"/>
+      <w:r>
+        <w:rPr>
+          <w:rStyle w:val="a6"/>
+          <w:sz w:val="28"/>
+          <w:szCs w:val="28"/>
+        </w:rPr>
+        <w:t>:</w:t>
+      </w:r>
+      <w:r>
+        <w:rPr>
+          <w:sz w:val="28"/>
+          <w:szCs w:val="28"/>
+        </w:rPr>
+        <w:t xml:space="preserve"> Полностью</w:t>
+      </w:r>
+      <w:proofErr w:type="gramEnd"/>
+      <w:r>
+        <w:rPr>
+          <w:sz w:val="28"/>
+          <w:szCs w:val="28"/>
+        </w:rPr>
+        <w:t xml:space="preserve"> снизить риск нехватки квалифицированного персонала невозможно. Однако можно уклоняться от него, выбирая более гибкую модель работы с персоналом, например, через аутсорсинг. Заключив контракты с фрилансерами или внешними агентствами, можно временно покрыть пробелы в навыках команды.</w:t>
+      </w:r>
+    </w:p>
+    <w:p>
+      <w:pPr>
+        <w:pStyle w:val="a5"/>
+        <w:rPr>
+          <w:sz w:val="28"/>
+          <w:szCs w:val="28"/>
+        </w:rPr>
+      </w:pPr>
+      <w:r>
+        <w:rPr>
+          <w:rStyle w:val="a6"/>
+          <w:sz w:val="28"/>
+          <w:szCs w:val="28"/>
+        </w:rPr>
+        <w:t>Риск 2</w:t>
+      </w:r>
+      <w:proofErr w:type="gramStart"/>
+      <w:r>
+        <w:rPr>
+          <w:rStyle w:val="a6"/>
+          <w:sz w:val="28"/>
+          <w:szCs w:val="28"/>
+        </w:rPr>
+        <w:t>:</w:t>
+      </w:r>
+      <w:r>
+        <w:rPr>
+          <w:sz w:val="28"/>
+          <w:szCs w:val="28"/>
+        </w:rPr>
+        <w:t xml:space="preserve"> Что</w:t>
+      </w:r>
+      <w:proofErr w:type="gramEnd"/>
+      <w:r>
+        <w:rPr>
+          <w:sz w:val="28"/>
+          <w:szCs w:val="28"/>
+        </w:rPr>
+        <w:t xml:space="preserve"> касается отсутствия финансирования, полностью уклониться от этого риска не получится, но можно уменьшить финансовую зависимость, уделяя больше внимания привле</w:t>
+      </w:r>
+      <w:r>
+        <w:rPr>
+          <w:sz w:val="28"/>
+          <w:szCs w:val="28"/>
+        </w:rPr>
+        <w:t>че</w:t>
+      </w:r>
+      <w:r>
+        <w:rPr>
+          <w:sz w:val="28"/>
+          <w:szCs w:val="28"/>
+        </w:rPr>
+        <w:t>нию внешних инвестиций или грантов. Заключение предварительных соглашений с инвесторами о финансировании — это способ снижать вероятность нехватки бюджета.</w:t>
+      </w:r>
+    </w:p>
+    <w:p>
+      <w:pPr>
+        <w:pStyle w:val="3"/>
+        <w:rPr>
+          <w:rFonts w:ascii="Times New Roman" w:hAnsi="Times New Roman" w:cs="Times New Roman"/>
+          <w:b/>
+          <w:bCs/>
+          <w:color w:val="auto"/>
+          <w:sz w:val="28"/>
+          <w:szCs w:val="28"/>
+        </w:rPr>
+      </w:pPr>
+      <w:r>
+        <w:rPr>
+          <w:rFonts w:ascii="Times New Roman" w:hAnsi="Times New Roman" w:cs="Times New Roman"/>
+          <w:b/>
+          <w:bCs/>
+          <w:color w:val="auto"/>
+          <w:sz w:val="28"/>
+          <w:szCs w:val="28"/>
+        </w:rPr>
+        <w:t>Стратегия передачи</w:t>
+      </w:r>
+    </w:p>
+    <w:p>
+      <w:pPr>
+        <w:pStyle w:val="a5"/>
+        <w:rPr>
+          <w:sz w:val="28"/>
+          <w:szCs w:val="28"/>
+        </w:rPr>
+      </w:pPr>
+      <w:r>
+        <w:rPr>
+          <w:rStyle w:val="a6"/>
+          <w:sz w:val="28"/>
+          <w:szCs w:val="28"/>
+        </w:rPr>
+        <w:t>Риск 1</w:t>
+      </w:r>
+      <w:proofErr w:type="gramStart"/>
+      <w:r>
+        <w:rPr>
+          <w:rStyle w:val="a6"/>
+          <w:sz w:val="28"/>
+          <w:szCs w:val="28"/>
+        </w:rPr>
+        <w:t>:</w:t>
+      </w:r>
+      <w:r>
+        <w:rPr>
+          <w:sz w:val="28"/>
+          <w:szCs w:val="28"/>
+        </w:rPr>
+        <w:t xml:space="preserve"> Можно</w:t>
+      </w:r>
+      <w:proofErr w:type="gramEnd"/>
+      <w:r>
+        <w:rPr>
+          <w:sz w:val="28"/>
+          <w:szCs w:val="28"/>
+        </w:rPr>
+        <w:t xml:space="preserve"> передать ответственность за нехватку квалифицированного персонала стороннему рекрутинговому агентству, которое поможет с поиском и отбором кандидатов. Это позволит сместить фокус с внутренней команды на профессионалов, которые имеют больше ресурсов для поиска подходящих специалистов.</w:t>
+      </w:r>
+    </w:p>
+    <w:p>
+      <w:pPr>
+        <w:pStyle w:val="a5"/>
+        <w:rPr>
+          <w:sz w:val="28"/>
+          <w:szCs w:val="28"/>
+        </w:rPr>
+      </w:pPr>
+      <w:r>
+        <w:rPr>
+          <w:rStyle w:val="a6"/>
+          <w:sz w:val="28"/>
+          <w:szCs w:val="28"/>
+        </w:rPr>
+        <w:t>Риск 2:</w:t>
+      </w:r>
+      <w:r>
+        <w:rPr>
+          <w:sz w:val="28"/>
+          <w:szCs w:val="28"/>
+        </w:rPr>
+        <w:t xml:space="preserve"> Передача риска отсутствия финансирования может осуществляться путем заключения долгосрочных контрактов с инвесторами или кредиторами. В уставе проекта можно прописать, что в случае нехватки финансирования необходимо пересмотреть эстетические требования или скорректировать бюджет.</w:t>
+      </w:r>
+    </w:p>
+    <w:p>
+      <w:pPr>
+        <w:pStyle w:val="3"/>
+        <w:rPr>
+          <w:rFonts w:ascii="Times New Roman" w:hAnsi="Times New Roman" w:cs="Times New Roman"/>
+          <w:b/>
+          <w:bCs/>
+          <w:color w:val="auto"/>
+          <w:sz w:val="28"/>
+          <w:szCs w:val="28"/>
+        </w:rPr>
+      </w:pPr>
+      <w:r>
+        <w:rPr>
+          <w:rFonts w:ascii="Times New Roman" w:hAnsi="Times New Roman" w:cs="Times New Roman"/>
+          <w:b/>
+          <w:bCs/>
+          <w:color w:val="auto"/>
+          <w:sz w:val="28"/>
+          <w:szCs w:val="28"/>
+        </w:rPr>
+        <w:t>Стратегия снижения</w:t>
+      </w:r>
+    </w:p>
+    <w:p>
+      <w:pPr>
+        <w:pStyle w:val="a5"/>
+        <w:rPr>
+          <w:sz w:val="28"/>
+          <w:szCs w:val="28"/>
+        </w:rPr>
+      </w:pPr>
+      <w:r>
+        <w:rPr>
+          <w:rStyle w:val="a6"/>
+          <w:sz w:val="28"/>
+          <w:szCs w:val="28"/>
+        </w:rPr>
+        <w:t>Риск 1</w:t>
+      </w:r>
+      <w:proofErr w:type="gramStart"/>
+      <w:r>
+        <w:rPr>
+          <w:rStyle w:val="a6"/>
+          <w:sz w:val="28"/>
+          <w:szCs w:val="28"/>
+        </w:rPr>
+        <w:t>:</w:t>
+      </w:r>
+      <w:r>
+        <w:rPr>
+          <w:sz w:val="28"/>
+          <w:szCs w:val="28"/>
+        </w:rPr>
+        <w:t xml:space="preserve"> Для</w:t>
+      </w:r>
+      <w:proofErr w:type="gramEnd"/>
+      <w:r>
+        <w:rPr>
+          <w:sz w:val="28"/>
+          <w:szCs w:val="28"/>
+        </w:rPr>
+        <w:t xml:space="preserve"> снижения вероятности нехватки квалифицированного персонала можно реализовать активные программы обучения и повышения квалификации для внутренних сотрудников. Привлечение бизнес-аналитиков для оценки потребностей и формирования требований к найму может значительно уменьшить риск их отсутствия.</w:t>
+      </w:r>
+    </w:p>
+    <w:p>
+      <w:pPr>
+        <w:pStyle w:val="a5"/>
+        <w:rPr>
+          <w:sz w:val="28"/>
+          <w:szCs w:val="28"/>
+        </w:rPr>
+      </w:pPr>
+      <w:r>
+        <w:rPr>
+          <w:rStyle w:val="a6"/>
+          <w:sz w:val="28"/>
+          <w:szCs w:val="28"/>
+        </w:rPr>
+        <w:t>Влияние риска</w:t>
+      </w:r>
+      <w:proofErr w:type="gramStart"/>
+      <w:r>
+        <w:rPr>
+          <w:rStyle w:val="a6"/>
+          <w:sz w:val="28"/>
+          <w:szCs w:val="28"/>
+        </w:rPr>
+        <w:t>:</w:t>
+      </w:r>
+      <w:r>
+        <w:rPr>
+          <w:sz w:val="28"/>
+          <w:szCs w:val="28"/>
+        </w:rPr>
+        <w:t xml:space="preserve"> Также</w:t>
+      </w:r>
+      <w:proofErr w:type="gramEnd"/>
+      <w:r>
+        <w:rPr>
+          <w:sz w:val="28"/>
+          <w:szCs w:val="28"/>
+        </w:rPr>
+        <w:t xml:space="preserve"> можно создать резерв специалистов, которые будут готовы присоединиться к команде в случае возникновения нехватки, что поможет снизить влияние данного риска на проект.</w:t>
+      </w:r>
+    </w:p>
+    <w:p>
+      <w:pPr>
+        <w:pStyle w:val="a5"/>
+        <w:rPr>
+          <w:sz w:val="28"/>
+          <w:szCs w:val="28"/>
+        </w:rPr>
+      </w:pPr>
+      <w:r>
+        <w:rPr>
+          <w:rStyle w:val="a6"/>
+          <w:sz w:val="28"/>
+          <w:szCs w:val="28"/>
+        </w:rPr>
+        <w:lastRenderedPageBreak/>
+        <w:t>Риск 2:</w:t>
+      </w:r>
+      <w:r>
+        <w:rPr>
+          <w:sz w:val="28"/>
+          <w:szCs w:val="28"/>
+        </w:rPr>
+        <w:t xml:space="preserve"> Снижение вероятности отсутствия финансирования возможно при разработке детального бизнес-плана и финансовой модели проекта. Привлечение финансового консультанта для создания реальных прогнозов поможет обезопасить проект от непредвиденных расходов.</w:t>
+      </w:r>
+    </w:p>
+    <w:p>
+      <w:pPr>
+        <w:pStyle w:val="a5"/>
+        <w:rPr>
+          <w:sz w:val="28"/>
+          <w:szCs w:val="28"/>
+        </w:rPr>
+      </w:pPr>
+      <w:r>
+        <w:rPr>
+          <w:rStyle w:val="a6"/>
+          <w:sz w:val="28"/>
+          <w:szCs w:val="28"/>
+        </w:rPr>
+        <w:t>Влияние риска:</w:t>
+      </w:r>
+      <w:r>
+        <w:rPr>
+          <w:sz w:val="28"/>
+          <w:szCs w:val="28"/>
+        </w:rPr>
+        <w:t xml:space="preserve"> Включение в бюджет резерва на непредвиденные расходы может помочь минимизировать последствия нехватки финансирования, поскольку команда будет иметь возможность реагировать на неожиданные финансовые трудности.</w:t>
+      </w:r>
+    </w:p>
+    <w:p>
+      <w:pPr>
+        <w:pStyle w:val="3"/>
+        <w:rPr>
+          <w:rFonts w:ascii="Times New Roman" w:hAnsi="Times New Roman" w:cs="Times New Roman"/>
+          <w:b/>
+          <w:bCs/>
+          <w:color w:val="auto"/>
+          <w:sz w:val="28"/>
+          <w:szCs w:val="28"/>
+        </w:rPr>
+      </w:pPr>
+      <w:r>
+        <w:rPr>
+          <w:rFonts w:ascii="Times New Roman" w:hAnsi="Times New Roman" w:cs="Times New Roman"/>
+          <w:b/>
+          <w:bCs/>
+          <w:color w:val="auto"/>
+          <w:sz w:val="28"/>
+          <w:szCs w:val="28"/>
+        </w:rPr>
+        <w:t>Принятие риска</w:t>
+      </w:r>
+    </w:p>
+    <w:p>
+      <w:pPr>
+        <w:pStyle w:val="a5"/>
+        <w:rPr>
+          <w:sz w:val="28"/>
+          <w:szCs w:val="28"/>
+        </w:rPr>
+      </w:pPr>
+      <w:r>
+        <w:rPr>
+          <w:rStyle w:val="a6"/>
+          <w:sz w:val="28"/>
+          <w:szCs w:val="28"/>
+        </w:rPr>
+        <w:t>Риск 1</w:t>
+      </w:r>
+      <w:proofErr w:type="gramStart"/>
+      <w:r>
+        <w:rPr>
+          <w:rStyle w:val="a6"/>
+          <w:sz w:val="28"/>
+          <w:szCs w:val="28"/>
+        </w:rPr>
+        <w:t>:</w:t>
+      </w:r>
+      <w:r>
+        <w:rPr>
+          <w:sz w:val="28"/>
+          <w:szCs w:val="28"/>
+        </w:rPr>
+        <w:t xml:space="preserve"> При</w:t>
+      </w:r>
+      <w:proofErr w:type="gramEnd"/>
+      <w:r>
+        <w:rPr>
+          <w:sz w:val="28"/>
+          <w:szCs w:val="28"/>
+        </w:rPr>
+        <w:t xml:space="preserve"> нехватке квалифицированного персонала можно принять риск, заранее заложив резерв времени и бюджета на дополнительные расходы на обучение новых сотрудников или добавление временных работников. Размер резерва станет предметом переговоров с заказчиком и должен учитывать </w:t>
+      </w:r>
+      <w:r>
+        <w:rPr>
+          <w:sz w:val="28"/>
+          <w:szCs w:val="28"/>
+        </w:rPr>
+        <w:t xml:space="preserve">возможные </w:t>
+      </w:r>
+      <w:r>
+        <w:rPr>
+          <w:sz w:val="28"/>
+          <w:szCs w:val="28"/>
+        </w:rPr>
+        <w:t>трудности с выполнением требований.</w:t>
+      </w:r>
+    </w:p>
+    <w:p>
+      <w:pPr>
+        <w:pStyle w:val="a5"/>
+        <w:rPr>
+          <w:sz w:val="28"/>
+          <w:szCs w:val="28"/>
+        </w:rPr>
+      </w:pPr>
+      <w:r>
+        <w:rPr>
+          <w:rStyle w:val="a6"/>
+          <w:sz w:val="28"/>
+          <w:szCs w:val="28"/>
+        </w:rPr>
+        <w:t>Риск 2</w:t>
+      </w:r>
+      <w:proofErr w:type="gramStart"/>
+      <w:r>
+        <w:rPr>
+          <w:rStyle w:val="a6"/>
+          <w:sz w:val="28"/>
+          <w:szCs w:val="28"/>
+        </w:rPr>
+        <w:t>:</w:t>
+      </w:r>
+      <w:r>
+        <w:rPr>
+          <w:sz w:val="28"/>
+          <w:szCs w:val="28"/>
+        </w:rPr>
+        <w:t xml:space="preserve"> Для</w:t>
+      </w:r>
+      <w:proofErr w:type="gramEnd"/>
+      <w:r>
+        <w:rPr>
+          <w:sz w:val="28"/>
+          <w:szCs w:val="28"/>
+        </w:rPr>
+        <w:t xml:space="preserve"> риска отсутствия финансирования стратегия принятия будет аналогичной — необходимо учитывать возможность недостатка ресурсов и заложить резерв в бюджет. Это также будет предметом обсуждения, чтобы понять, какую сумму и время стоит зарезервировать.</w:t>
+      </w:r>
+    </w:p>
+    <w:p>
+      <w:pPr>
+        <w:pStyle w:val="a5"/>
+        <w:rPr>
+          <w:sz w:val="28"/>
+          <w:szCs w:val="28"/>
+        </w:rPr>
+      </w:pPr>
+      <w:r>
+        <w:rPr>
+          <w:rStyle w:val="a6"/>
+          <w:sz w:val="28"/>
+          <w:szCs w:val="28"/>
+        </w:rPr>
+        <w:t>Пассивное принятие</w:t>
+      </w:r>
+      <w:proofErr w:type="gramStart"/>
+      <w:r>
+        <w:rPr>
+          <w:rStyle w:val="a6"/>
+          <w:sz w:val="28"/>
+          <w:szCs w:val="28"/>
+        </w:rPr>
+        <w:t>:</w:t>
+      </w:r>
+      <w:r>
+        <w:rPr>
+          <w:sz w:val="28"/>
+          <w:szCs w:val="28"/>
+        </w:rPr>
+        <w:t xml:space="preserve"> Для</w:t>
+      </w:r>
+      <w:proofErr w:type="gramEnd"/>
+      <w:r>
+        <w:rPr>
+          <w:sz w:val="28"/>
+          <w:szCs w:val="28"/>
+        </w:rPr>
+        <w:t xml:space="preserve"> обоих рисков пассивным подходом станет использование заранее определенных резервов, которые могут быть задействованы в случае возникновения проблем. Это обеспечит большую гибкость и подготовленность команды к непредвиденным сложностям.</w:t>
+      </w:r>
+    </w:p>
+    <w:p>
+      <w:pPr>
+        <w:pStyle w:val="a5"/>
+        <w:rPr>
+          <w:sz w:val="28"/>
+          <w:szCs w:val="28"/>
+        </w:rPr>
+      </w:pPr>
+    </w:p>
+    <w:p>
+      <w:pPr>
+        <w:pStyle w:val="a5"/>
+        <w:numPr>
+          <w:ilvl w:val="0"/>
+          <w:numId w:val="1"/>
+        </w:numPr>
+        <w:rPr>
+          <w:sz w:val="28"/>
+          <w:szCs w:val="28"/>
+        </w:rPr>
+      </w:pPr>
+      <w:r>
+        <w:rPr>
+          <w:b/>
+          <w:bCs/>
+          <w:sz w:val="28"/>
+          <w:szCs w:val="28"/>
+        </w:rPr>
+        <w:t>Выбор наиболее реализуемой стратегии</w:t>
+      </w:r>
+    </w:p>
+    <w:p>
+      <w:pPr>
+        <w:pStyle w:val="a5"/>
+        <w:ind w:left="360"/>
+        <w:rPr>
+          <w:sz w:val="28"/>
+          <w:szCs w:val="28"/>
+        </w:rPr>
+      </w:pPr>
+      <w:r>
+        <w:rPr>
+          <w:sz w:val="28"/>
+          <w:szCs w:val="28"/>
+        </w:rPr>
+        <w:t xml:space="preserve">На мой взгляд, наиболее реализуемая стратегий в данном случае – </w:t>
+      </w:r>
+      <w:r>
+        <w:rPr>
+          <w:sz w:val="28"/>
+          <w:szCs w:val="28"/>
+          <w:u w:val="single"/>
+        </w:rPr>
+        <w:t>стратегия снижения</w:t>
+      </w:r>
+      <w:r>
+        <w:rPr>
+          <w:sz w:val="28"/>
+          <w:szCs w:val="28"/>
+        </w:rPr>
+        <w:t>, так как она обеспечивает баланс и в наибольшей мере заключает в себе все преимущества остальных стратегий</w:t>
+      </w:r>
+    </w:p>
+    <w:p>
+      <w:pPr>
+        <w:pStyle w:val="a5"/>
+        <w:rPr>
+          <w:sz w:val="28"/>
+          <w:szCs w:val="28"/>
+        </w:rPr>
+      </w:pPr>
+    </w:p>
+    <w:p>
+      <w:pPr>
+        <w:pStyle w:val="a5"/>
+        <w:rPr>
+          <w:sz w:val="28"/>
+          <w:szCs w:val="28"/>
+        </w:rPr>
+      </w:pPr>
+    </w:p>
+    <w:p>
+      <w:pPr>
+        <w:pStyle w:val="a5"/>
+        <w:rPr>
+          <w:sz w:val="28"/>
+          <w:szCs w:val="28"/>
+        </w:rPr>
+      </w:pPr>
+    </w:p>
+    <w:p>
+      <w:pPr>
+        <w:spacing w:before="100" w:beforeAutospacing="1" w:after="100" w:afterAutospacing="1" w:line="240" w:lineRule="auto"/>
+        <w:rPr>
+          <w:rFonts w:ascii="Times New Roman" w:eastAsia="Times New Roman" w:hAnsi="Times New Roman" w:cs="Times New Roman"/>
+          <w:sz w:val="28"/>
+          <w:szCs w:val="28"/>
+          <w:lang w:eastAsia="ru-RU"/>
+        </w:rPr>
+      </w:pPr>
+    </w:p>
+    <w:p>
+      <w:pPr>
         <w:rPr>
           <w:rFonts w:ascii="Times New Roman" w:hAnsi="Times New Roman" w:cs="Times New Roman"/>
           <w:sz w:val="28"/>
@@ -104,6 +2738,95 @@
 <file path=word/numbering.xml><?xml version="1.0" encoding="utf-8"?>
 <w:numbering xmlns:wpc="http://schemas.microsoft.com/office/word/2010/wordprocessingCanvas" xmlns:cx="http://schemas.microsoft.com/office/drawing/2014/chartex" xmlns:cx1="http://schemas.microsoft.com/office/drawing/2015/9/8/chartex" xmlns:cx2="http://schemas.microsoft.com/office/drawing/2015/10/21/chartex" xmlns:cx3="http://schemas.microsoft.com/office/drawing/2016/5/9/chartex" xmlns:cx4="http://schemas.microsoft.com/office/drawing/2016/5/10/chartex" xmlns:cx5="http://schemas.microsoft.com/office/drawing/2016/5/11/chartex" xmlns:cx6="http://schemas.microsoft.com/office/drawing/2016/5/12/chartex" xmlns:cx7="http://schemas.microsoft.com/office/drawing/2016/5/13/chartex" xmlns:cx8="http://schemas.microsoft.com/office/drawing/2016/5/14/chartex" xmlns:mc="http://schemas.openxmlformats.org/markup-compatibility/2006" xmlns:aink="http://schemas.microsoft.com/office/drawing/2016/ink" xmlns:am3d="http://schemas.microsoft.com/office/drawing/2017/model3d" xmlns:o="urn:schemas-microsoft-com:office:office" xmlns:r="http://schemas.openxmlformats.org/officeDocument/2006/relationships" xmlns:m="http://schemas.openxmlformats.org/officeDocument/2006/math" xmlns:v="urn:schemas-microsoft-com:vml" xmlns:wp14="http://schemas.microsoft.com/office/word/2010/wordprocessingDrawing" xmlns:wp="http://schemas.openxmlformats.org/drawingml/2006/wordprocessingDrawing" xmlns:w10="urn:schemas-microsoft-com:office:word" xmlns:w="http://schemas.openxmlformats.org/wordprocessingml/2006/main" xmlns:w14="http://schemas.microsoft.com/office/word/2010/wordml" xmlns:w15="http://schemas.microsoft.com/office/word/2012/wordml" xmlns:w16cex="http://schemas.microsoft.com/office/word/2018/wordml/cex" xmlns:w16cid="http://schemas.microsoft.com/office/word/2016/wordml/cid" xmlns:w16="http://schemas.microsoft.com/office/word/2018/wordml" xmlns:w16sdtdh="http://schemas.microsoft.com/office/word/2020/wordml/sdtdatahash" xmlns:w16se="http://schemas.microsoft.com/office/word/2015/wordml/symex" xmlns:wpg="http://schemas.microsoft.com/office/word/2010/wordprocessingGroup" xmlns:wpi="http://schemas.microsoft.com/office/word/2010/wordprocessingInk" xmlns:wne="http://schemas.microsoft.com/office/word/2006/wordml" xmlns:wps="http://schemas.microsoft.com/office/word/2010/wordprocessingShape" mc:Ignorable="w14 w15 w16se w16cid w16 w16cex w16sdtdh wp14">
   <w:abstractNum w:abstractNumId="0" w15:restartNumberingAfterBreak="0">
+    <w:nsid w:val="0E9F1007"/>
+    <w:multiLevelType w:val="hybridMultilevel"/>
+    <w:tmpl w:val="28AE17D0"/>
+    <w:lvl w:ilvl="0" w:tplc="0419000F">
+      <w:start w:val="1"/>
+      <w:numFmt w:val="decimal"/>
+      <w:lvlText w:val="%1."/>
+      <w:lvlJc w:val="left"/>
+      <w:pPr>
+        <w:ind w:left="720" w:hanging="360"/>
+      </w:pPr>
+      <w:rPr>
+        <w:rFonts w:hint="default"/>
+      </w:rPr>
+    </w:lvl>
+    <w:lvl w:ilvl="1" w:tplc="04190019" w:tentative="1">
+      <w:start w:val="1"/>
+      <w:numFmt w:val="lowerLetter"/>
+      <w:lvlText w:val="%2."/>
+      <w:lvlJc w:val="left"/>
+      <w:pPr>
+        <w:ind w:left="1440" w:hanging="360"/>
+      </w:pPr>
+    </w:lvl>
+    <w:lvl w:ilvl="2" w:tplc="0419001B" w:tentative="1">
+      <w:start w:val="1"/>
+      <w:numFmt w:val="lowerRoman"/>
+      <w:lvlText w:val="%3."/>
+      <w:lvlJc w:val="right"/>
+      <w:pPr>
+        <w:ind w:left="2160" w:hanging="180"/>
+      </w:pPr>
+    </w:lvl>
+    <w:lvl w:ilvl="3" w:tplc="0419000F" w:tentative="1">
+      <w:start w:val="1"/>
+      <w:numFmt w:val="decimal"/>
+      <w:lvlText w:val="%4."/>
+      <w:lvlJc w:val="left"/>
+      <w:pPr>
+        <w:ind w:left="2880" w:hanging="360"/>
+      </w:pPr>
+    </w:lvl>
+    <w:lvl w:ilvl="4" w:tplc="04190019" w:tentative="1">
+      <w:start w:val="1"/>
+      <w:numFmt w:val="lowerLetter"/>
+      <w:lvlText w:val="%5."/>
+      <w:lvlJc w:val="left"/>
+      <w:pPr>
+        <w:ind w:left="3600" w:hanging="360"/>
+      </w:pPr>
+    </w:lvl>
+    <w:lvl w:ilvl="5" w:tplc="0419001B" w:tentative="1">
+      <w:start w:val="1"/>
+      <w:numFmt w:val="lowerRoman"/>
+      <w:lvlText w:val="%6."/>
+      <w:lvlJc w:val="right"/>
+      <w:pPr>
+        <w:ind w:left="4320" w:hanging="180"/>
+      </w:pPr>
+    </w:lvl>
+    <w:lvl w:ilvl="6" w:tplc="0419000F" w:tentative="1">
+      <w:start w:val="1"/>
+      <w:numFmt w:val="decimal"/>
+      <w:lvlText w:val="%7."/>
+      <w:lvlJc w:val="left"/>
+      <w:pPr>
+        <w:ind w:left="5040" w:hanging="360"/>
+      </w:pPr>
+    </w:lvl>
+    <w:lvl w:ilvl="7" w:tplc="04190019" w:tentative="1">
+      <w:start w:val="1"/>
+      <w:numFmt w:val="lowerLetter"/>
+      <w:lvlText w:val="%8."/>
+      <w:lvlJc w:val="left"/>
+      <w:pPr>
+        <w:ind w:left="5760" w:hanging="360"/>
+      </w:pPr>
+    </w:lvl>
+    <w:lvl w:ilvl="8" w:tplc="0419001B" w:tentative="1">
+      <w:start w:val="1"/>
+      <w:numFmt w:val="lowerRoman"/>
+      <w:lvlText w:val="%9."/>
+      <w:lvlJc w:val="right"/>
+      <w:pPr>
+        <w:ind w:left="6480" w:hanging="180"/>
+      </w:pPr>
+    </w:lvl>
+  </w:abstractNum>
+  <w:abstractNum w:abstractNumId="1" w15:restartNumberingAfterBreak="0">
     <w:nsid w:val="18A7779B"/>
     <w:multiLevelType w:val="hybridMultilevel"/>
     <w:tmpl w:val="E3F236BA"/>
@@ -128,7 +2851,7 @@
         <w:ind w:left="1440" w:hanging="360"/>
       </w:pPr>
     </w:lvl>
-    <w:lvl w:ilvl="2" w:tplc="0419001B" w:tentative="1">
+    <w:lvl w:ilvl="2" w:tplc="0419001B">
       <w:start w:val="1"/>
       <w:numFmt w:val="lowerRoman"/>
       <w:lvlText w:val="%3."/>
@@ -192,8 +2915,243 @@
       </w:pPr>
     </w:lvl>
   </w:abstractNum>
+  <w:abstractNum w:abstractNumId="2" w15:restartNumberingAfterBreak="0">
+    <w:nsid w:val="1A5D0776"/>
+    <w:multiLevelType w:val="multilevel"/>
+    <w:tmpl w:val="ED7654FC"/>
+    <w:lvl w:ilvl="0">
+      <w:start w:val="1"/>
+      <w:numFmt w:val="decimal"/>
+      <w:lvlText w:val="%1."/>
+      <w:lvlJc w:val="left"/>
+      <w:pPr>
+        <w:tabs>
+          <w:tab w:val="num" w:pos="720"/>
+        </w:tabs>
+        <w:ind w:left="720" w:hanging="360"/>
+      </w:pPr>
+    </w:lvl>
+    <w:lvl w:ilvl="1" w:tentative="1">
+      <w:start w:val="1"/>
+      <w:numFmt w:val="decimal"/>
+      <w:lvlText w:val="%2."/>
+      <w:lvlJc w:val="left"/>
+      <w:pPr>
+        <w:tabs>
+          <w:tab w:val="num" w:pos="1440"/>
+        </w:tabs>
+        <w:ind w:left="1440" w:hanging="360"/>
+      </w:pPr>
+    </w:lvl>
+    <w:lvl w:ilvl="2" w:tentative="1">
+      <w:start w:val="1"/>
+      <w:numFmt w:val="decimal"/>
+      <w:lvlText w:val="%3."/>
+      <w:lvlJc w:val="left"/>
+      <w:pPr>
+        <w:tabs>
+          <w:tab w:val="num" w:pos="2160"/>
+        </w:tabs>
+        <w:ind w:left="2160" w:hanging="360"/>
+      </w:pPr>
+    </w:lvl>
+    <w:lvl w:ilvl="3" w:tentative="1">
+      <w:start w:val="1"/>
+      <w:numFmt w:val="decimal"/>
+      <w:lvlText w:val="%4."/>
+      <w:lvlJc w:val="left"/>
+      <w:pPr>
+        <w:tabs>
+          <w:tab w:val="num" w:pos="2880"/>
+        </w:tabs>
+        <w:ind w:left="2880" w:hanging="360"/>
+      </w:pPr>
+    </w:lvl>
+    <w:lvl w:ilvl="4" w:tentative="1">
+      <w:start w:val="1"/>
+      <w:numFmt w:val="decimal"/>
+      <w:lvlText w:val="%5."/>
+      <w:lvlJc w:val="left"/>
+      <w:pPr>
+        <w:tabs>
+          <w:tab w:val="num" w:pos="3600"/>
+        </w:tabs>
+        <w:ind w:left="3600" w:hanging="360"/>
+      </w:pPr>
+    </w:lvl>
+    <w:lvl w:ilvl="5" w:tentative="1">
+      <w:start w:val="1"/>
+      <w:numFmt w:val="decimal"/>
+      <w:lvlText w:val="%6."/>
+      <w:lvlJc w:val="left"/>
+      <w:pPr>
+        <w:tabs>
+          <w:tab w:val="num" w:pos="4320"/>
+        </w:tabs>
+        <w:ind w:left="4320" w:hanging="360"/>
+      </w:pPr>
+    </w:lvl>
+    <w:lvl w:ilvl="6" w:tentative="1">
+      <w:start w:val="1"/>
+      <w:numFmt w:val="decimal"/>
+      <w:lvlText w:val="%7."/>
+      <w:lvlJc w:val="left"/>
+      <w:pPr>
+        <w:tabs>
+          <w:tab w:val="num" w:pos="5040"/>
+        </w:tabs>
+        <w:ind w:left="5040" w:hanging="360"/>
+      </w:pPr>
+    </w:lvl>
+    <w:lvl w:ilvl="7" w:tentative="1">
+      <w:start w:val="1"/>
+      <w:numFmt w:val="decimal"/>
+      <w:lvlText w:val="%8."/>
+      <w:lvlJc w:val="left"/>
+      <w:pPr>
+        <w:tabs>
+          <w:tab w:val="num" w:pos="5760"/>
+        </w:tabs>
+        <w:ind w:left="5760" w:hanging="360"/>
+      </w:pPr>
+    </w:lvl>
+    <w:lvl w:ilvl="8" w:tentative="1">
+      <w:start w:val="1"/>
+      <w:numFmt w:val="decimal"/>
+      <w:lvlText w:val="%9."/>
+      <w:lvlJc w:val="left"/>
+      <w:pPr>
+        <w:tabs>
+          <w:tab w:val="num" w:pos="6480"/>
+        </w:tabs>
+        <w:ind w:left="6480" w:hanging="360"/>
+      </w:pPr>
+    </w:lvl>
+  </w:abstractNum>
+  <w:abstractNum w:abstractNumId="3" w15:restartNumberingAfterBreak="0">
+    <w:nsid w:val="7D0C7EBB"/>
+    <w:multiLevelType w:val="hybridMultilevel"/>
+    <w:tmpl w:val="3ADA2B62"/>
+    <w:lvl w:ilvl="0" w:tplc="04190001">
+      <w:start w:val="1"/>
+      <w:numFmt w:val="bullet"/>
+      <w:lvlText w:val=""/>
+      <w:lvlJc w:val="left"/>
+      <w:pPr>
+        <w:ind w:left="1440" w:hanging="360"/>
+      </w:pPr>
+      <w:rPr>
+        <w:rFonts w:ascii="Symbol" w:hAnsi="Symbol" w:hint="default"/>
+      </w:rPr>
+    </w:lvl>
+    <w:lvl w:ilvl="1" w:tplc="04190003" w:tentative="1">
+      <w:start w:val="1"/>
+      <w:numFmt w:val="bullet"/>
+      <w:lvlText w:val="o"/>
+      <w:lvlJc w:val="left"/>
+      <w:pPr>
+        <w:ind w:left="2160" w:hanging="360"/>
+      </w:pPr>
+      <w:rPr>
+        <w:rFonts w:ascii="Courier New" w:hAnsi="Courier New" w:cs="Courier New" w:hint="default"/>
+      </w:rPr>
+    </w:lvl>
+    <w:lvl w:ilvl="2" w:tplc="04190005" w:tentative="1">
+      <w:start w:val="1"/>
+      <w:numFmt w:val="bullet"/>
+      <w:lvlText w:val=""/>
+      <w:lvlJc w:val="left"/>
+      <w:pPr>
+        <w:ind w:left="2880" w:hanging="360"/>
+      </w:pPr>
+      <w:rPr>
+        <w:rFonts w:ascii="Wingdings" w:hAnsi="Wingdings" w:hint="default"/>
+      </w:rPr>
+    </w:lvl>
+    <w:lvl w:ilvl="3" w:tplc="04190001" w:tentative="1">
+      <w:start w:val="1"/>
+      <w:numFmt w:val="bullet"/>
+      <w:lvlText w:val=""/>
+      <w:lvlJc w:val="left"/>
+      <w:pPr>
+        <w:ind w:left="3600" w:hanging="360"/>
+      </w:pPr>
+      <w:rPr>
+        <w:rFonts w:ascii="Symbol" w:hAnsi="Symbol" w:hint="default"/>
+      </w:rPr>
+    </w:lvl>
+    <w:lvl w:ilvl="4" w:tplc="04190003" w:tentative="1">
+      <w:start w:val="1"/>
+      <w:numFmt w:val="bullet"/>
+      <w:lvlText w:val="o"/>
+      <w:lvlJc w:val="left"/>
+      <w:pPr>
+        <w:ind w:left="4320" w:hanging="360"/>
+      </w:pPr>
+      <w:rPr>
+        <w:rFonts w:ascii="Courier New" w:hAnsi="Courier New" w:cs="Courier New" w:hint="default"/>
+      </w:rPr>
+    </w:lvl>
+    <w:lvl w:ilvl="5" w:tplc="04190005" w:tentative="1">
+      <w:start w:val="1"/>
+      <w:numFmt w:val="bullet"/>
+      <w:lvlText w:val=""/>
+      <w:lvlJc w:val="left"/>
+      <w:pPr>
+        <w:ind w:left="5040" w:hanging="360"/>
+      </w:pPr>
+      <w:rPr>
+        <w:rFonts w:ascii="Wingdings" w:hAnsi="Wingdings" w:hint="default"/>
+      </w:rPr>
+    </w:lvl>
+    <w:lvl w:ilvl="6" w:tplc="04190001" w:tentative="1">
+      <w:start w:val="1"/>
+      <w:numFmt w:val="bullet"/>
+      <w:lvlText w:val=""/>
+      <w:lvlJc w:val="left"/>
+      <w:pPr>
+        <w:ind w:left="5760" w:hanging="360"/>
+      </w:pPr>
+      <w:rPr>
+        <w:rFonts w:ascii="Symbol" w:hAnsi="Symbol" w:hint="default"/>
+      </w:rPr>
+    </w:lvl>
+    <w:lvl w:ilvl="7" w:tplc="04190003" w:tentative="1">
+      <w:start w:val="1"/>
+      <w:numFmt w:val="bullet"/>
+      <w:lvlText w:val="o"/>
+      <w:lvlJc w:val="left"/>
+      <w:pPr>
+        <w:ind w:left="6480" w:hanging="360"/>
+      </w:pPr>
+      <w:rPr>
+        <w:rFonts w:ascii="Courier New" w:hAnsi="Courier New" w:cs="Courier New" w:hint="default"/>
+      </w:rPr>
+    </w:lvl>
+    <w:lvl w:ilvl="8" w:tplc="04190005" w:tentative="1">
+      <w:start w:val="1"/>
+      <w:numFmt w:val="bullet"/>
+      <w:lvlText w:val=""/>
+      <w:lvlJc w:val="left"/>
+      <w:pPr>
+        <w:ind w:left="7200" w:hanging="360"/>
+      </w:pPr>
+      <w:rPr>
+        <w:rFonts w:ascii="Wingdings" w:hAnsi="Wingdings" w:hint="default"/>
+      </w:rPr>
+    </w:lvl>
+  </w:abstractNum>
   <w:num w:numId="1">
+    <w:abstractNumId w:val="1"/>
+  </w:num>
+  <w:num w:numId="2">
     <w:abstractNumId w:val="0"/>
+  </w:num>
+  <w:num w:numId="3">
+    <w:abstractNumId w:val="2"/>
+  </w:num>
+  <w:num w:numId="4">
+    <w:abstractNumId w:val="3"/>
   </w:num>
 </w:numbering>
 </file>
@@ -597,6 +3555,49 @@
     <w:name w:val="Normal"/>
     <w:qFormat/>
   </w:style>
+  <w:style w:type="paragraph" w:styleId="3">
+    <w:name w:val="heading 3"/>
+    <w:basedOn w:val="a"/>
+    <w:next w:val="a"/>
+    <w:link w:val="30"/>
+    <w:uiPriority w:val="9"/>
+    <w:semiHidden/>
+    <w:unhideWhenUsed/>
+    <w:qFormat/>
+    <w:rsid w:val="00AC748F"/>
+    <w:pPr>
+      <w:keepNext/>
+      <w:keepLines/>
+      <w:spacing w:before="40" w:after="0"/>
+      <w:outlineLvl w:val="2"/>
+    </w:pPr>
+    <w:rPr>
+      <w:rFonts w:asciiTheme="majorHAnsi" w:eastAsiaTheme="majorEastAsia" w:hAnsiTheme="majorHAnsi" w:cstheme="majorBidi"/>
+      <w:color w:val="1F3763" w:themeColor="accent1" w:themeShade="7F"/>
+      <w:sz w:val="24"/>
+      <w:szCs w:val="24"/>
+    </w:rPr>
+  </w:style>
+  <w:style w:type="paragraph" w:styleId="4">
+    <w:name w:val="heading 4"/>
+    <w:basedOn w:val="a"/>
+    <w:link w:val="40"/>
+    <w:uiPriority w:val="9"/>
+    <w:qFormat/>
+    <w:rsid w:val="00205F7F"/>
+    <w:pPr>
+      <w:spacing w:before="100" w:beforeAutospacing="1" w:after="100" w:afterAutospacing="1" w:line="240" w:lineRule="auto"/>
+      <w:outlineLvl w:val="3"/>
+    </w:pPr>
+    <w:rPr>
+      <w:rFonts w:ascii="Times New Roman" w:eastAsia="Times New Roman" w:hAnsi="Times New Roman" w:cs="Times New Roman"/>
+      <w:b/>
+      <w:bCs/>
+      <w:sz w:val="24"/>
+      <w:szCs w:val="24"/>
+      <w:lang w:eastAsia="ru-RU"/>
+    </w:rPr>
+  </w:style>
   <w:style w:type="character" w:default="1" w:styleId="a0">
     <w:name w:val="Default Paragraph Font"/>
     <w:uiPriority w:val="1"/>
@@ -634,6 +3635,82 @@
       <w:ind w:left="720"/>
       <w:contextualSpacing/>
     </w:pPr>
+  </w:style>
+  <w:style w:type="table" w:styleId="a4">
+    <w:name w:val="Table Grid"/>
+    <w:basedOn w:val="a1"/>
+    <w:uiPriority w:val="39"/>
+    <w:rsid w:val="00607F50"/>
+    <w:pPr>
+      <w:spacing w:after="0" w:line="240" w:lineRule="auto"/>
+    </w:pPr>
+    <w:tblPr>
+      <w:tblBorders>
+        <w:top w:val="single" w:sz="4" w:space="0" w:color="auto"/>
+        <w:left w:val="single" w:sz="4" w:space="0" w:color="auto"/>
+        <w:bottom w:val="single" w:sz="4" w:space="0" w:color="auto"/>
+        <w:right w:val="single" w:sz="4" w:space="0" w:color="auto"/>
+        <w:insideH w:val="single" w:sz="4" w:space="0" w:color="auto"/>
+        <w:insideV w:val="single" w:sz="4" w:space="0" w:color="auto"/>
+      </w:tblBorders>
+    </w:tblPr>
+  </w:style>
+  <w:style w:type="character" w:customStyle="1" w:styleId="40">
+    <w:name w:val="Заголовок 4 Знак"/>
+    <w:basedOn w:val="a0"/>
+    <w:link w:val="4"/>
+    <w:uiPriority w:val="9"/>
+    <w:rsid w:val="00205F7F"/>
+    <w:rPr>
+      <w:rFonts w:ascii="Times New Roman" w:eastAsia="Times New Roman" w:hAnsi="Times New Roman" w:cs="Times New Roman"/>
+      <w:b/>
+      <w:bCs/>
+      <w:sz w:val="24"/>
+      <w:szCs w:val="24"/>
+      <w:lang w:eastAsia="ru-RU"/>
+    </w:rPr>
+  </w:style>
+  <w:style w:type="paragraph" w:styleId="a5">
+    <w:name w:val="Normal (Web)"/>
+    <w:basedOn w:val="a"/>
+    <w:uiPriority w:val="99"/>
+    <w:semiHidden/>
+    <w:unhideWhenUsed/>
+    <w:rsid w:val="00205F7F"/>
+    <w:pPr>
+      <w:spacing w:before="100" w:beforeAutospacing="1" w:after="100" w:afterAutospacing="1" w:line="240" w:lineRule="auto"/>
+    </w:pPr>
+    <w:rPr>
+      <w:rFonts w:ascii="Times New Roman" w:eastAsia="Times New Roman" w:hAnsi="Times New Roman" w:cs="Times New Roman"/>
+      <w:sz w:val="24"/>
+      <w:szCs w:val="24"/>
+      <w:lang w:eastAsia="ru-RU"/>
+    </w:rPr>
+  </w:style>
+  <w:style w:type="character" w:styleId="a6">
+    <w:name w:val="Strong"/>
+    <w:basedOn w:val="a0"/>
+    <w:uiPriority w:val="22"/>
+    <w:qFormat/>
+    <w:rsid w:val="00205F7F"/>
+    <w:rPr>
+      <w:b/>
+      <w:bCs/>
+    </w:rPr>
+  </w:style>
+  <w:style w:type="character" w:customStyle="1" w:styleId="30">
+    <w:name w:val="Заголовок 3 Знак"/>
+    <w:basedOn w:val="a0"/>
+    <w:link w:val="3"/>
+    <w:uiPriority w:val="9"/>
+    <w:semiHidden/>
+    <w:rsid w:val="00AC748F"/>
+    <w:rPr>
+      <w:rFonts w:asciiTheme="majorHAnsi" w:eastAsiaTheme="majorEastAsia" w:hAnsiTheme="majorHAnsi" w:cstheme="majorBidi"/>
+      <w:color w:val="1F3763" w:themeColor="accent1" w:themeShade="7F"/>
+      <w:sz w:val="24"/>
+      <w:szCs w:val="24"/>
+    </w:rPr>
   </w:style>
 </w:styles>
 </file>

--- a/RDA/Labs/lab7/Управление рисками.docx
+++ b/RDA/Labs/lab7/Управление рисками.docx
@@ -31,7 +31,7 @@
           <w:sz w:val="28"/>
           <w:szCs w:val="28"/>
         </w:rPr>
-        <w:tab/>
+        <w:t>!</w:t>
       </w:r>
     </w:p>
     <w:p>
@@ -96,6 +96,7 @@
       <w:r>
         <w:rPr>
           <w:rFonts w:ascii="Times New Roman" w:hAnsi="Times New Roman" w:cs="Times New Roman"/>
+          <w:noProof/>
           <w:sz w:val="28"/>
           <w:szCs w:val="28"/>
           <w:lang w:val="en-US"/>
